--- a/docs/classwork/HouseCheck-Market-Framing-Notes.docx
+++ b/docs/classwork/HouseCheck-Market-Framing-Notes.docx
@@ -1177,7 +1177,7 @@
       </w:pPr>
       <w:r>
         <w:rPr/>
-        <w:t>Where this leaves a gap I should be honest about</w:t>
+        <w:t>Where I'd actually run into this before: Cycles 1 through 3</w:t>
       </w:r>
     </w:p>
     <w:p>
@@ -1189,7 +1189,1021 @@
       </w:pPr>
       <w:r>
         <w:rPr/>
-        <w:t>Earlier cycles are not covered here. This document draws only on Cycle 4, because that is where the evidence lives and where the numbers can be checked. If this distinction came up in Cycle 1 or Cycle 2 work, that belongs in this section and I should add it — I am not going to reconstruct it from memory and present it as evidence, given the standard the rest of these notes are held to.</w:t>
+        <w:t>I went back and read the code rather than trusting memory. Four projects, ~24,000 lines of first-party code, one developer.</w:t>
+      </w:r>
+    </w:p>
+    <w:tbl>
+      <w:tblPr>
+        <w:tblW w:w="5000" w:type="pct"/>
+        <w:jc w:val="start"/>
+        <w:tblInd w:w="0" w:type="dxa"/>
+        <w:tblLayout w:type="fixed"/>
+        <w:tblCellMar>
+          <w:top w:w="90" w:type="dxa"/>
+          <w:start w:w="90" w:type="dxa"/>
+          <w:bottom w:w="90" w:type="dxa"/>
+          <w:end w:w="90" w:type="dxa"/>
+        </w:tblCellMar>
+      </w:tblPr>
+      <w:tblGrid>
+        <w:gridCol w:w="741"/>
+        <w:gridCol w:w="1552"/>
+        <w:gridCol w:w="4719"/>
+        <w:gridCol w:w="2734"/>
+      </w:tblGrid>
+      <w:tr>
+        <w:trPr/>
+        <w:tc>
+          <w:tcPr>
+            <w:tcW w:w="741" w:type="dxa"/>
+            <w:tcBorders/>
+            <w:vAlign w:val="center"/>
+          </w:tcPr>
+          <w:p>
+            <w:pPr>
+              <w:pStyle w:val="TableHeading"/>
+              <w:bidi w:val="0"/>
+              <w:jc w:val="start"/>
+              <w:rPr>
+                <w:sz w:val="4"/>
+                <w:szCs w:val="4"/>
+              </w:rPr>
+            </w:pPr>
+            <w:r>
+              <w:rPr>
+                <w:sz w:val="4"/>
+                <w:szCs w:val="4"/>
+              </w:rPr>
+            </w:r>
+          </w:p>
+        </w:tc>
+        <w:tc>
+          <w:tcPr>
+            <w:tcW w:w="1552" w:type="dxa"/>
+            <w:tcBorders/>
+            <w:vAlign w:val="center"/>
+          </w:tcPr>
+          <w:p>
+            <w:pPr>
+              <w:pStyle w:val="TableHeading"/>
+              <w:suppressLineNumbers/>
+              <w:shd w:fill="3A3A3C" w:val="clear"/>
+              <w:bidi w:val="0"/>
+              <w:jc w:val="start"/>
+              <w:rPr/>
+            </w:pPr>
+            <w:r>
+              <w:rPr/>
+              <w:t>Project</w:t>
+            </w:r>
+          </w:p>
+        </w:tc>
+        <w:tc>
+          <w:tcPr>
+            <w:tcW w:w="4719" w:type="dxa"/>
+            <w:tcBorders/>
+            <w:vAlign w:val="center"/>
+          </w:tcPr>
+          <w:p>
+            <w:pPr>
+              <w:pStyle w:val="TableHeading"/>
+              <w:suppressLineNumbers/>
+              <w:shd w:fill="3A3A3C" w:val="clear"/>
+              <w:bidi w:val="0"/>
+              <w:jc w:val="start"/>
+              <w:rPr/>
+            </w:pPr>
+            <w:r>
+              <w:rPr/>
+              <w:t>What it is</w:t>
+            </w:r>
+          </w:p>
+        </w:tc>
+        <w:tc>
+          <w:tcPr>
+            <w:tcW w:w="2734" w:type="dxa"/>
+            <w:tcBorders/>
+            <w:vAlign w:val="center"/>
+          </w:tcPr>
+          <w:p>
+            <w:pPr>
+              <w:pStyle w:val="TableHeading"/>
+              <w:suppressLineNumbers/>
+              <w:shd w:fill="3A3A3C" w:val="clear"/>
+              <w:bidi w:val="0"/>
+              <w:jc w:val="start"/>
+              <w:rPr/>
+            </w:pPr>
+            <w:r>
+              <w:rPr/>
+              <w:t>First-party code</w:t>
+            </w:r>
+          </w:p>
+        </w:tc>
+      </w:tr>
+      <w:tr>
+        <w:trPr/>
+        <w:tc>
+          <w:tcPr>
+            <w:tcW w:w="741" w:type="dxa"/>
+            <w:tcBorders/>
+            <w:vAlign w:val="center"/>
+          </w:tcPr>
+          <w:p>
+            <w:pPr>
+              <w:pStyle w:val="TableContents"/>
+              <w:bidi w:val="0"/>
+              <w:jc w:val="start"/>
+              <w:rPr>
+                <w:b/>
+              </w:rPr>
+            </w:pPr>
+            <w:r>
+              <w:rPr>
+                <w:b/>
+              </w:rPr>
+              <w:t>L2 C1</w:t>
+            </w:r>
+          </w:p>
+        </w:tc>
+        <w:tc>
+          <w:tcPr>
+            <w:tcW w:w="1552" w:type="dxa"/>
+            <w:tcBorders/>
+            <w:vAlign w:val="center"/>
+          </w:tcPr>
+          <w:p>
+            <w:pPr>
+              <w:pStyle w:val="TableContents"/>
+              <w:bidi w:val="0"/>
+              <w:jc w:val="start"/>
+              <w:rPr>
+                <w:b/>
+              </w:rPr>
+            </w:pPr>
+            <w:r>
+              <w:rPr>
+                <w:b/>
+              </w:rPr>
+              <w:t>Resona</w:t>
+            </w:r>
+          </w:p>
+        </w:tc>
+        <w:tc>
+          <w:tcPr>
+            <w:tcW w:w="4719" w:type="dxa"/>
+            <w:tcBorders/>
+            <w:vAlign w:val="center"/>
+          </w:tcPr>
+          <w:p>
+            <w:pPr>
+              <w:pStyle w:val="TableContents"/>
+              <w:widowControl w:val="false"/>
+              <w:suppressLineNumbers/>
+              <w:bidi w:val="0"/>
+              <w:jc w:val="start"/>
+              <w:rPr/>
+            </w:pPr>
+            <w:r>
+              <w:rPr/>
+              <w:t>Local voice-to-text desktop app. Grew out of a Whisper clone</w:t>
+            </w:r>
+          </w:p>
+        </w:tc>
+        <w:tc>
+          <w:tcPr>
+            <w:tcW w:w="2734" w:type="dxa"/>
+            <w:tcBorders/>
+            <w:vAlign w:val="center"/>
+          </w:tcPr>
+          <w:p>
+            <w:pPr>
+              <w:pStyle w:val="TableContents"/>
+              <w:widowControl w:val="false"/>
+              <w:suppressLineNumbers/>
+              <w:bidi w:val="0"/>
+              <w:jc w:val="start"/>
+              <w:rPr/>
+            </w:pPr>
+            <w:r>
+              <w:rPr/>
+              <w:t>736 Rust / 458 TS</w:t>
+            </w:r>
+          </w:p>
+        </w:tc>
+      </w:tr>
+      <w:tr>
+        <w:trPr/>
+        <w:tc>
+          <w:tcPr>
+            <w:tcW w:w="741" w:type="dxa"/>
+            <w:tcBorders/>
+            <w:vAlign w:val="center"/>
+          </w:tcPr>
+          <w:p>
+            <w:pPr>
+              <w:pStyle w:val="TableContents"/>
+              <w:bidi w:val="0"/>
+              <w:jc w:val="start"/>
+              <w:rPr>
+                <w:b/>
+              </w:rPr>
+            </w:pPr>
+            <w:r>
+              <w:rPr>
+                <w:b/>
+              </w:rPr>
+              <w:t>L2 C2</w:t>
+            </w:r>
+          </w:p>
+        </w:tc>
+        <w:tc>
+          <w:tcPr>
+            <w:tcW w:w="1552" w:type="dxa"/>
+            <w:tcBorders/>
+            <w:vAlign w:val="center"/>
+          </w:tcPr>
+          <w:p>
+            <w:pPr>
+              <w:pStyle w:val="TableContents"/>
+              <w:bidi w:val="0"/>
+              <w:jc w:val="start"/>
+              <w:rPr>
+                <w:b/>
+              </w:rPr>
+            </w:pPr>
+            <w:r>
+              <w:rPr>
+                <w:b/>
+              </w:rPr>
+              <w:t>SiteAssure</w:t>
+            </w:r>
+          </w:p>
+        </w:tc>
+        <w:tc>
+          <w:tcPr>
+            <w:tcW w:w="4719" w:type="dxa"/>
+            <w:tcBorders/>
+            <w:vAlign w:val="center"/>
+          </w:tcPr>
+          <w:p>
+            <w:pPr>
+              <w:pStyle w:val="TableContents"/>
+              <w:widowControl w:val="false"/>
+              <w:suppressLineNumbers/>
+              <w:bidi w:val="0"/>
+              <w:jc w:val="start"/>
+              <w:rPr/>
+            </w:pPr>
+            <w:r>
+              <w:rPr/>
+              <w:t>OSHA compliance app, built on Resona's engine</w:t>
+            </w:r>
+          </w:p>
+        </w:tc>
+        <w:tc>
+          <w:tcPr>
+            <w:tcW w:w="2734" w:type="dxa"/>
+            <w:tcBorders/>
+            <w:vAlign w:val="center"/>
+          </w:tcPr>
+          <w:p>
+            <w:pPr>
+              <w:pStyle w:val="TableContents"/>
+              <w:widowControl w:val="false"/>
+              <w:suppressLineNumbers/>
+              <w:bidi w:val="0"/>
+              <w:jc w:val="start"/>
+              <w:rPr/>
+            </w:pPr>
+            <w:r>
+              <w:rPr/>
+              <w:t>551 Rust own (+5,184 vendored)</w:t>
+            </w:r>
+          </w:p>
+        </w:tc>
+      </w:tr>
+      <w:tr>
+        <w:trPr/>
+        <w:tc>
+          <w:tcPr>
+            <w:tcW w:w="741" w:type="dxa"/>
+            <w:tcBorders/>
+            <w:vAlign w:val="center"/>
+          </w:tcPr>
+          <w:p>
+            <w:pPr>
+              <w:pStyle w:val="TableContents"/>
+              <w:bidi w:val="0"/>
+              <w:jc w:val="start"/>
+              <w:rPr>
+                <w:b/>
+              </w:rPr>
+            </w:pPr>
+            <w:r>
+              <w:rPr>
+                <w:b/>
+              </w:rPr>
+              <w:t>L2 C3</w:t>
+            </w:r>
+          </w:p>
+        </w:tc>
+        <w:tc>
+          <w:tcPr>
+            <w:tcW w:w="1552" w:type="dxa"/>
+            <w:tcBorders/>
+            <w:vAlign w:val="center"/>
+          </w:tcPr>
+          <w:p>
+            <w:pPr>
+              <w:pStyle w:val="TableContents"/>
+              <w:bidi w:val="0"/>
+              <w:jc w:val="start"/>
+              <w:rPr>
+                <w:b/>
+              </w:rPr>
+            </w:pPr>
+            <w:r>
+              <w:rPr>
+                <w:b/>
+              </w:rPr>
+              <w:t>Ziqpu</w:t>
+            </w:r>
+          </w:p>
+        </w:tc>
+        <w:tc>
+          <w:tcPr>
+            <w:tcW w:w="4719" w:type="dxa"/>
+            <w:tcBorders/>
+            <w:vAlign w:val="center"/>
+          </w:tcPr>
+          <w:p>
+            <w:pPr>
+              <w:pStyle w:val="TableContents"/>
+              <w:widowControl w:val="false"/>
+              <w:suppressLineNumbers/>
+              <w:bidi w:val="0"/>
+              <w:jc w:val="start"/>
+              <w:rPr/>
+            </w:pPr>
+            <w:r>
+              <w:rPr/>
+              <w:t>Astrology agent, descended from my L1 Cycle 4 capstone</w:t>
+            </w:r>
+          </w:p>
+        </w:tc>
+        <w:tc>
+          <w:tcPr>
+            <w:tcW w:w="2734" w:type="dxa"/>
+            <w:tcBorders/>
+            <w:vAlign w:val="center"/>
+          </w:tcPr>
+          <w:p>
+            <w:pPr>
+              <w:pStyle w:val="TableContents"/>
+              <w:widowControl w:val="false"/>
+              <w:suppressLineNumbers/>
+              <w:bidi w:val="0"/>
+              <w:jc w:val="start"/>
+              <w:rPr/>
+            </w:pPr>
+            <w:r>
+              <w:rPr/>
+              <w:t>6,718 Rust across 7 crates</w:t>
+            </w:r>
+          </w:p>
+        </w:tc>
+      </w:tr>
+      <w:tr>
+        <w:trPr/>
+        <w:tc>
+          <w:tcPr>
+            <w:tcW w:w="741" w:type="dxa"/>
+            <w:tcBorders/>
+            <w:vAlign w:val="center"/>
+          </w:tcPr>
+          <w:p>
+            <w:pPr>
+              <w:pStyle w:val="TableContents"/>
+              <w:bidi w:val="0"/>
+              <w:jc w:val="start"/>
+              <w:rPr>
+                <w:b/>
+              </w:rPr>
+            </w:pPr>
+            <w:r>
+              <w:rPr>
+                <w:b/>
+              </w:rPr>
+              <w:t>L2 C4</w:t>
+            </w:r>
+          </w:p>
+        </w:tc>
+        <w:tc>
+          <w:tcPr>
+            <w:tcW w:w="1552" w:type="dxa"/>
+            <w:tcBorders/>
+            <w:vAlign w:val="center"/>
+          </w:tcPr>
+          <w:p>
+            <w:pPr>
+              <w:pStyle w:val="TableContents"/>
+              <w:bidi w:val="0"/>
+              <w:jc w:val="start"/>
+              <w:rPr>
+                <w:b/>
+              </w:rPr>
+            </w:pPr>
+            <w:r>
+              <w:rPr>
+                <w:b/>
+              </w:rPr>
+              <w:t>HouseCheck</w:t>
+            </w:r>
+          </w:p>
+        </w:tc>
+        <w:tc>
+          <w:tcPr>
+            <w:tcW w:w="4719" w:type="dxa"/>
+            <w:tcBorders/>
+            <w:vAlign w:val="center"/>
+          </w:tcPr>
+          <w:p>
+            <w:pPr>
+              <w:pStyle w:val="TableContents"/>
+              <w:widowControl w:val="false"/>
+              <w:suppressLineNumbers/>
+              <w:bidi w:val="0"/>
+              <w:jc w:val="start"/>
+              <w:rPr/>
+            </w:pPr>
+            <w:r>
+              <w:rPr/>
+              <w:t>This one. NYC tenant building-health scores</w:t>
+            </w:r>
+          </w:p>
+        </w:tc>
+        <w:tc>
+          <w:tcPr>
+            <w:tcW w:w="2734" w:type="dxa"/>
+            <w:tcBorders/>
+            <w:vAlign w:val="center"/>
+          </w:tcPr>
+          <w:p>
+            <w:pPr>
+              <w:pStyle w:val="TableContents"/>
+              <w:widowControl w:val="false"/>
+              <w:suppressLineNumbers/>
+              <w:bidi w:val="0"/>
+              <w:jc w:val="start"/>
+              <w:rPr/>
+            </w:pPr>
+            <w:r>
+              <w:rPr/>
+              <w:t>5,591 Rust / 4,303 TS</w:t>
+            </w:r>
+          </w:p>
+        </w:tc>
+      </w:tr>
+    </w:tbl>
+    <w:p>
+      <w:pPr>
+        <w:pStyle w:val="BodyText"/>
+        <w:bidi w:val="0"/>
+        <w:jc w:val="start"/>
+        <w:rPr/>
+      </w:pPr>
+      <w:r>
+        <w:rPr/>
+        <w:t>The honest finding is not a clean upward arc, and it is not flattering:</w:t>
+      </w:r>
+    </w:p>
+    <w:p>
+      <w:pPr>
+        <w:pStyle w:val="BlockQuotation"/>
+        <w:bidi w:val="0"/>
+        <w:jc w:val="start"/>
+        <w:rPr/>
+      </w:pPr>
+      <w:r>
+        <w:rPr>
+          <w:b/>
+        </w:rPr>
+        <w:t>In four cycles I never once built an authentication system, a user record, or any server-side state belonging to a specific person.</w:t>
+      </w:r>
+      <w:r>
+        <w:rPr/>
+        <w:t xml:space="preserve"> A grep for </w:t>
+      </w:r>
+      <w:r>
+        <w:rPr>
+          <w:rStyle w:val="SourceText"/>
+        </w:rPr>
+        <w:t>login</w:t>
+      </w:r>
+      <w:r>
+        <w:rPr/>
+        <w:t xml:space="preserve">, </w:t>
+      </w:r>
+      <w:r>
+        <w:rPr>
+          <w:rStyle w:val="SourceText"/>
+        </w:rPr>
+        <w:t>jwt</w:t>
+      </w:r>
+      <w:r>
+        <w:rPr/>
+        <w:t xml:space="preserve">, </w:t>
+      </w:r>
+      <w:r>
+        <w:rPr>
+          <w:rStyle w:val="SourceText"/>
+        </w:rPr>
+        <w:t>session</w:t>
+      </w:r>
+      <w:r>
+        <w:rPr/>
+        <w:t xml:space="preserve">, </w:t>
+      </w:r>
+      <w:r>
+        <w:rPr>
+          <w:rStyle w:val="SourceText"/>
+        </w:rPr>
+        <w:t>user_id</w:t>
+      </w:r>
+      <w:r>
+        <w:rPr/>
+        <w:t xml:space="preserve">, </w:t>
+      </w:r>
+      <w:r>
+        <w:rPr>
+          <w:rStyle w:val="SourceText"/>
+        </w:rPr>
+        <w:t>tenant</w:t>
+      </w:r>
+      <w:r>
+        <w:rPr/>
+        <w:t xml:space="preserve"> returns no implementation hits in any of the four.</w:t>
+      </w:r>
+    </w:p>
+    <w:p>
+      <w:pPr>
+        <w:pStyle w:val="BodyText"/>
+        <w:bidi w:val="0"/>
+        <w:jc w:val="start"/>
+        <w:rPr/>
+      </w:pPr>
+      <w:r>
+        <w:rPr/>
+        <w:t xml:space="preserve">What actually changed was not </w:t>
+      </w:r>
+      <w:r>
+        <w:rPr>
+          <w:i/>
+        </w:rPr>
+        <w:t>how many users</w:t>
+      </w:r>
+      <w:r>
+        <w:rPr/>
+        <w:t xml:space="preserve"> the code served. It was </w:t>
+      </w:r>
+      <w:r>
+        <w:rPr>
+          <w:b/>
+        </w:rPr>
+        <w:t>which non-author human I was designing against</w:t>
+      </w:r>
+      <w:r>
+        <w:rPr/>
+        <w:t xml:space="preserve"> — and that moved, with a reversal in the middle.</w:t>
+      </w:r>
+    </w:p>
+    <w:p>
+      <w:pPr>
+        <w:pStyle w:val="BodyText"/>
+        <w:bidi w:val="0"/>
+        <w:jc w:val="start"/>
+        <w:rPr/>
+      </w:pPr>
+      <w:r>
+        <w:rPr/>
+        <w:t xml:space="preserve">**Cycle 1 — Resona had the most multi-user </w:t>
+      </w:r>
+      <w:r>
+        <w:rPr>
+          <w:i/>
+        </w:rPr>
+        <w:t>intent</w:t>
+      </w:r>
+      <w:r>
+        <w:rPr/>
+        <w:t xml:space="preserve"> and the least multi-user </w:t>
+      </w:r>
+      <w:r>
+        <w:rPr>
+          <w:i/>
+        </w:rPr>
+        <w:t>code</w:t>
+      </w:r>
+      <w:r>
+        <w:rPr/>
+        <w:t xml:space="preserve">.** A </w:t>
+      </w:r>
+      <w:r>
+        <w:rPr>
+          <w:rStyle w:val="SourceText"/>
+        </w:rPr>
+        <w:t>Tier</w:t>
+      </w:r>
+      <w:r>
+        <w:rPr/>
+        <w:t xml:space="preserve"> enum, an entitlements struct checked at every command, a shipped paywall modal with a 7-row feature matrix, and a PRD specifying a genuinely multi-tenant Team plan at $25/user/mo with shared workspaces and admin controls, measured by DAU and free→paid conversion. Underneath: one global </w:t>
+      </w:r>
+      <w:r>
+        <w:rPr>
+          <w:rStyle w:val="SourceText"/>
+        </w:rPr>
+        <w:t>AppState</w:t>
+      </w:r>
+      <w:r>
+        <w:rPr/>
+        <w:t xml:space="preserve">, one process, one person. </w:t>
+      </w:r>
+      <w:r>
+        <w:rPr>
+          <w:rStyle w:val="SourceText"/>
+        </w:rPr>
+        <w:t>start_dictation</w:t>
+      </w:r>
+      <w:r>
+        <w:rPr/>
+        <w:t xml:space="preserve"> tears down any prior session, so concurrency is </w:t>
+      </w:r>
+      <w:r>
+        <w:rPr>
+          <w:i/>
+        </w:rPr>
+        <w:t>impossible by construction</w:t>
+      </w:r>
+      <w:r>
+        <w:rPr/>
+        <w:t xml:space="preserve">. </w:t>
+      </w:r>
+      <w:r>
+        <w:rPr>
+          <w:rStyle w:val="SourceText"/>
+        </w:rPr>
+        <w:t>validate_license</w:t>
+      </w:r>
+      <w:r>
+        <w:rPr/>
+        <w:t xml:space="preserve"> is </w:t>
+      </w:r>
+      <w:r>
+        <w:rPr>
+          <w:rStyle w:val="SourceText"/>
+        </w:rPr>
+        <w:t>key.starts_with("PRO-")</w:t>
+      </w:r>
+      <w:r>
+        <w:rPr/>
+        <w:t>, marked DEMO ONLY. Zero network calls anywhere in the shipping app.</w:t>
+      </w:r>
+    </w:p>
+    <w:p>
+      <w:pPr>
+        <w:pStyle w:val="BodyText"/>
+        <w:bidi w:val="0"/>
+        <w:jc w:val="start"/>
+        <w:rPr/>
+      </w:pPr>
+      <w:r>
+        <w:rPr>
+          <w:b/>
+        </w:rPr>
+        <w:t>Cycle 2 — SiteAssure went backwards, on purpose.</w:t>
+      </w:r>
+      <w:r>
+        <w:rPr/>
+        <w:t xml:space="preserve"> "Single device, single user, offline" appears verbatim in the README, the kickoff and the build plan. The schema literally comments </w:t>
+      </w:r>
+      <w:r>
+        <w:rPr>
+          <w:rStyle w:val="SourceText"/>
+        </w:rPr>
+        <w:t>-- author id (single user in v1)</w:t>
+      </w:r>
+      <w:r>
+        <w:rPr/>
+        <w:t>. The Team tier and the conversion metrics are gone.</w:t>
+      </w:r>
+    </w:p>
+    <w:p>
+      <w:pPr>
+        <w:pStyle w:val="BodyText"/>
+        <w:bidi w:val="0"/>
+        <w:jc w:val="start"/>
+        <w:rPr/>
+      </w:pPr>
+      <w:r>
+        <w:rPr/>
+        <w:t xml:space="preserve">But it introduced a genuinely new non-author reader: </w:t>
+      </w:r>
+      <w:r>
+        <w:rPr>
+          <w:b/>
+        </w:rPr>
+        <w:t>the verifier.</w:t>
+      </w:r>
+      <w:r>
+        <w:rPr/>
+        <w:t xml:space="preserve"> The SHA-256 hash chain — </w:t>
+      </w:r>
+      <w:r>
+        <w:rPr>
+          <w:rStyle w:val="SourceText"/>
+        </w:rPr>
+        <w:t>entry_hash = sha256(prev_hash + payload_hash)</w:t>
+      </w:r>
+      <w:r>
+        <w:rPr/>
+        <w:t xml:space="preserve">, append-only, re-walked by </w:t>
+      </w:r>
+      <w:r>
+        <w:rPr>
+          <w:rStyle w:val="SourceText"/>
+        </w:rPr>
+        <w:t>verify()</w:t>
+      </w:r>
+      <w:r>
+        <w:rPr/>
+        <w:t xml:space="preserve"> — exists so an OSHA inspector or an insurer can </w:t>
+      </w:r>
+      <w:r>
+        <w:rPr>
+          <w:i/>
+        </w:rPr>
+        <w:t>disbelieve me and check</w:t>
+      </w:r>
+      <w:r>
+        <w:rPr/>
+        <w:t>. That is an audience expansion along a completely different axis than headcount.</w:t>
+      </w:r>
+    </w:p>
+    <w:p>
+      <w:pPr>
+        <w:pStyle w:val="BodyText"/>
+        <w:bidi w:val="0"/>
+        <w:jc w:val="start"/>
+        <w:rPr/>
+      </w:pPr>
+      <w:r>
+        <w:rPr>
+          <w:b/>
+        </w:rPr>
+        <w:t>Cycle 3 — Ziqpu scaled installs and contributors, not users.</w:t>
+      </w:r>
+      <w:r>
+        <w:rPr/>
+        <w:t xml:space="preserve"> Twelve release tags, a 3-OS CI matrix, a CLA, DCO enforcement, CODEOWNERS, an MCP server so third-party hosts can drive it. The </w:t>
+      </w:r>
+      <w:r>
+        <w:rPr>
+          <w:i/>
+        </w:rPr>
+        <w:t>item</w:t>
+      </w:r>
+      <w:r>
+        <w:rPr/>
+        <w:t xml:space="preserve"> axis genuinely scales: Postgres 16 with a pooled 5 connections, 5,271 tickers, a 69,458-city gazetteer. The </w:t>
+      </w:r>
+      <w:r>
+        <w:rPr>
+          <w:i/>
+        </w:rPr>
+        <w:t>user</w:t>
+      </w:r>
+      <w:r>
+        <w:rPr/>
+        <w:t xml:space="preserve"> axis does not: no auth, no rate limits, no pagination, one API key per process. The tell is a table keyed </w:t>
+      </w:r>
+      <w:r>
+        <w:rPr>
+          <w:rStyle w:val="SourceText"/>
+        </w:rPr>
+        <w:t>PRIMARY KEY (user_chart_hash, choice_ticker)</w:t>
+      </w:r>
+      <w:r>
+        <w:rPr/>
+        <w:t xml:space="preserve"> — the only real multi-user data structure in three cycles — that </w:t>
+      </w:r>
+      <w:r>
+        <w:rPr>
+          <w:b/>
+        </w:rPr>
+        <w:t>no code ever writes to.</w:t>
+      </w:r>
+    </w:p>
+    <w:p>
+      <w:pPr>
+        <w:pStyle w:val="BodyText"/>
+        <w:bidi w:val="0"/>
+        <w:jc w:val="start"/>
+        <w:rPr/>
+      </w:pPr>
+      <w:r>
+        <w:rPr>
+          <w:b/>
+        </w:rPr>
+        <w:t>Cycle 4 — HouseCheck is the first project whose request path was written against strangers.</w:t>
+      </w:r>
+      <w:r>
+        <w:rPr/>
+        <w:t xml:space="preserve"> And the proof is in the comments, which say so out loud: the rate limiter's note reads </w:t>
+      </w:r>
+      <w:r>
+        <w:rPr>
+          <w:i/>
+        </w:rPr>
+        <w:t>"/agent/chat is the first endpoint here that costs real money per request, so an unlimited public endpoint is a way for a stranger to run up the bill."</w:t>
+      </w:r>
+      <w:r>
+        <w:rPr/>
+        <w:t xml:space="preserve"> </w:t>
+      </w:r>
+      <w:r>
+        <w:rPr>
+          <w:b/>
+        </w:rPr>
+        <w:t>The first endpoint here</w:t>
+      </w:r>
+      <w:r>
+        <w:rPr/>
+        <w:t xml:space="preserve"> — I knew it was a first. </w:t>
+      </w:r>
+      <w:r>
+        <w:rPr>
+          <w:rStyle w:val="SourceText"/>
+        </w:rPr>
+        <w:t>ConcurrencyLimitLayer(64)</w:t>
+      </w:r>
+      <w:r>
+        <w:rPr/>
+        <w:t xml:space="preserve"> answers a question that does not arise for one user. The startup guard refuses to boot on an empty database </w:t>
+      </w:r>
+      <w:r>
+        <w:rPr>
+          <w:i/>
+        </w:rPr>
+        <w:t>"rather than serve a 404 for every address under a green health check"</w:t>
+      </w:r>
+      <w:r>
+        <w:rPr/>
+        <w:t xml:space="preserve"> — an operator worrying about other people's requests. And correctness finally got evaluated at population scale: the paging bug was measured across all 250 buildings, not spot-checked on one.</w:t>
+      </w:r>
+    </w:p>
+    <w:p>
+      <w:pPr>
+        <w:pStyle w:val="Heading3"/>
+        <w:bidi w:val="0"/>
+        <w:jc w:val="start"/>
+        <w:rPr/>
+      </w:pPr>
+      <w:r>
+        <w:rPr/>
+        <w:t>The constant, which is the part I did not expect</w:t>
+      </w:r>
+    </w:p>
+    <w:p>
+      <w:pPr>
+        <w:pStyle w:val="BodyText"/>
+        <w:bidi w:val="0"/>
+        <w:jc w:val="start"/>
+        <w:rPr/>
+      </w:pPr>
+      <w:r>
+        <w:rPr/>
+        <w:t xml:space="preserve">In all four projects the multi-user affordance is </w:t>
+      </w:r>
+      <w:r>
+        <w:rPr>
+          <w:b/>
+        </w:rPr>
+        <w:t>modeled, annotated, and left inert</w:t>
+      </w:r>
+      <w:r>
+        <w:rPr/>
+        <w:t xml:space="preserve"> — and I was right about it every time. Resona's licensing file says client-side gating is bypassable and that revenue needs a signed server entitlement, then defers it. SiteAssure carves </w:t>
+      </w:r>
+      <w:r>
+        <w:rPr>
+          <w:rStyle w:val="SourceText"/>
+        </w:rPr>
+        <w:t>status</w:t>
+      </w:r>
+      <w:r>
+        <w:rPr/>
+        <w:t xml:space="preserve"> and </w:t>
+      </w:r>
+      <w:r>
+        <w:rPr>
+          <w:rStyle w:val="SourceText"/>
+        </w:rPr>
+        <w:t>role</w:t>
+      </w:r>
+      <w:r>
+        <w:rPr/>
+        <w:t xml:space="preserve"> into the schema labeled "v2 hook" and nothing reads them. Ziqpu builds the </w:t>
+      </w:r>
+      <w:r>
+        <w:rPr>
+          <w:rStyle w:val="SourceText"/>
+        </w:rPr>
+        <w:t>user_chart_hash</w:t>
+      </w:r>
+      <w:r>
+        <w:rPr/>
+        <w:t xml:space="preserve"> key and never writes the table. HouseCheck's store says "no accounts — design decision #3."</w:t>
+      </w:r>
+    </w:p>
+    <w:p>
+      <w:pPr>
+        <w:pStyle w:val="BodyText"/>
+        <w:bidi w:val="0"/>
+        <w:jc w:val="start"/>
+        <w:rPr/>
+      </w:pPr>
+      <w:r>
+        <w:rPr/>
+        <w:t>Paired with zero telemetry in all four, the pattern is:</w:t>
+      </w:r>
+    </w:p>
+    <w:p>
+      <w:pPr>
+        <w:pStyle w:val="BlockQuotation"/>
+        <w:bidi w:val="0"/>
+        <w:jc w:val="start"/>
+        <w:rPr>
+          <w:b/>
+        </w:rPr>
+      </w:pPr>
+      <w:r>
+        <w:rPr>
+          <w:b/>
+        </w:rPr>
+        <w:t>The first non-author human I model is always an auditor, an attacker, or a cost risk. The customer only ever appears in a document.</w:t>
+      </w:r>
+    </w:p>
+    <w:p>
+      <w:pPr>
+        <w:pStyle w:val="BodyText"/>
+        <w:bidi w:val="0"/>
+        <w:jc w:val="start"/>
+        <w:rPr/>
+      </w:pPr>
+      <w:r>
+        <w:rPr/>
+        <w:t>The market research is consistently more populous than the code — Resona's Team tier, HouseCheck's 91,918-building ARR table.</w:t>
+      </w:r>
+    </w:p>
+    <w:p>
+      <w:pPr>
+        <w:pStyle w:val="BodyText"/>
+        <w:bidi w:val="0"/>
+        <w:jc w:val="start"/>
+        <w:rPr/>
+      </w:pPr>
+      <w:r>
+        <w:rPr/>
+        <w:t xml:space="preserve">Said plainly: four cycles, four correct diagnoses of the same missing piece, zero implementations. The capstone reached </w:t>
+      </w:r>
+      <w:r>
+        <w:rPr>
+          <w:i/>
+        </w:rPr>
+        <w:t>many concurrent anonymous clients</w:t>
+      </w:r>
+      <w:r>
+        <w:rPr/>
+        <w:t xml:space="preserve">, which is a real step and a well-engineered one. But a read-only database baked into an image cannot hold a user, and localStorage is not an account. </w:t>
+      </w:r>
+      <w:r>
+        <w:rPr>
+          <w:b/>
+        </w:rPr>
+        <w:t>I got to no-user-at-scale, not to multi-user.</w:t>
+      </w:r>
+    </w:p>
+    <w:p>
+      <w:pPr>
+        <w:pStyle w:val="BodyText"/>
+        <w:bidi w:val="0"/>
+        <w:jc w:val="start"/>
+        <w:rPr/>
+      </w:pPr>
+      <w:r>
+        <w:rPr/>
+        <w:t>That is the honest place I am starting from for this block.</w:t>
       </w:r>
     </w:p>
     <w:p>

--- a/docs/classwork/HouseCheck-Market-Framing-Notes.docx
+++ b/docs/classwork/HouseCheck-Market-Framing-Notes.docx
@@ -2226,13 +2226,1743 @@
       </w:pPr>
       <w:r>
         <w:rPr/>
-        <w:t xml:space="preserve">Question 2 — </w:t>
+        <w:t>Question 2 — Who else has this problem, how many, and what they do now</w:t>
+      </w:r>
+    </w:p>
+    <w:p>
+      <w:pPr>
+        <w:pStyle w:val="Heading3"/>
+        <w:bidi w:val="0"/>
+        <w:jc w:val="start"/>
+        <w:rPr/>
+      </w:pPr>
+      <w:r>
+        <w:rPr/>
+        <w:t>The broader group</w:t>
+      </w:r>
+    </w:p>
+    <w:p>
+      <w:pPr>
+        <w:pStyle w:val="BodyText"/>
+        <w:bidi w:val="0"/>
+        <w:jc w:val="start"/>
+        <w:rPr/>
+      </w:pPr>
+      <w:r>
+        <w:rPr/>
+        <w:t>The problem is not "renters cannot read HPD data." It is one level up:</w:t>
+      </w:r>
+    </w:p>
+    <w:p>
+      <w:pPr>
+        <w:pStyle w:val="BlockQuotation"/>
+        <w:bidi w:val="0"/>
+        <w:jc w:val="start"/>
+        <w:rPr>
+          <w:b/>
+        </w:rPr>
+      </w:pPr>
+      <w:r>
+        <w:rPr>
+          <w:b/>
+        </w:rPr>
+        <w:t>A building's condition is a matter of public record, and the people whose safety, money or case depends on that record cannot use it at the moment they need it.</w:t>
+      </w:r>
+    </w:p>
+    <w:p>
+      <w:pPr>
+        <w:pStyle w:val="BodyText"/>
+        <w:bidi w:val="0"/>
+        <w:jc w:val="start"/>
+        <w:rPr/>
+      </w:pPr>
+      <w:r>
+        <w:rPr/>
+        <w:t xml:space="preserve">Framed that way the group is much wider than renters, and it splits cleanly by </w:t>
       </w:r>
       <w:r>
         <w:rPr>
           <w:i/>
         </w:rPr>
-        <w:t>(pending)</w:t>
+        <w:t>when</w:t>
+      </w:r>
+      <w:r>
+        <w:rPr/>
+        <w:t xml:space="preserve"> they need it.</w:t>
+      </w:r>
+    </w:p>
+    <w:p>
+      <w:pPr>
+        <w:pStyle w:val="BodyText"/>
+        <w:bidi w:val="0"/>
+        <w:jc w:val="start"/>
+        <w:rPr>
+          <w:b/>
+        </w:rPr>
+      </w:pPr>
+      <w:r>
+        <w:rPr>
+          <w:b/>
+        </w:rPr>
+        <w:t>At a decision point — episodic, high stakes, once every few years</w:t>
+      </w:r>
+    </w:p>
+    <w:tbl>
+      <w:tblPr>
+        <w:tblW w:w="5000" w:type="pct"/>
+        <w:jc w:val="start"/>
+        <w:tblInd w:w="0" w:type="dxa"/>
+        <w:tblLayout w:type="fixed"/>
+        <w:tblCellMar>
+          <w:top w:w="90" w:type="dxa"/>
+          <w:start w:w="90" w:type="dxa"/>
+          <w:bottom w:w="90" w:type="dxa"/>
+          <w:end w:w="90" w:type="dxa"/>
+        </w:tblCellMar>
+      </w:tblPr>
+      <w:tblGrid>
+        <w:gridCol w:w="4817"/>
+        <w:gridCol w:w="2016"/>
+        <w:gridCol w:w="2913"/>
+      </w:tblGrid>
+      <w:tr>
+        <w:trPr/>
+        <w:tc>
+          <w:tcPr>
+            <w:tcW w:w="4817" w:type="dxa"/>
+            <w:tcBorders/>
+            <w:vAlign w:val="center"/>
+          </w:tcPr>
+          <w:p>
+            <w:pPr>
+              <w:pStyle w:val="TableHeading"/>
+              <w:suppressLineNumbers/>
+              <w:shd w:fill="3A3A3C" w:val="clear"/>
+              <w:bidi w:val="0"/>
+              <w:jc w:val="start"/>
+              <w:rPr/>
+            </w:pPr>
+            <w:r>
+              <w:rPr/>
+              <w:t>Group</w:t>
+            </w:r>
+          </w:p>
+        </w:tc>
+        <w:tc>
+          <w:tcPr>
+            <w:tcW w:w="2016" w:type="dxa"/>
+            <w:tcBorders/>
+            <w:vAlign w:val="center"/>
+          </w:tcPr>
+          <w:p>
+            <w:pPr>
+              <w:pStyle w:val="TableHeading"/>
+              <w:suppressLineNumbers/>
+              <w:shd w:fill="3A3A3C" w:val="clear"/>
+              <w:bidi w:val="0"/>
+              <w:jc w:val="start"/>
+              <w:rPr/>
+            </w:pPr>
+            <w:r>
+              <w:rPr/>
+              <w:t>How many</w:t>
+            </w:r>
+          </w:p>
+        </w:tc>
+        <w:tc>
+          <w:tcPr>
+            <w:tcW w:w="2913" w:type="dxa"/>
+            <w:tcBorders/>
+            <w:vAlign w:val="center"/>
+          </w:tcPr>
+          <w:p>
+            <w:pPr>
+              <w:pStyle w:val="TableHeading"/>
+              <w:suppressLineNumbers/>
+              <w:shd w:fill="3A3A3C" w:val="clear"/>
+              <w:bidi w:val="0"/>
+              <w:jc w:val="start"/>
+              <w:rPr/>
+            </w:pPr>
+            <w:r>
+              <w:rPr/>
+              <w:t>Source</w:t>
+            </w:r>
+          </w:p>
+        </w:tc>
+      </w:tr>
+      <w:tr>
+        <w:trPr/>
+        <w:tc>
+          <w:tcPr>
+            <w:tcW w:w="4817" w:type="dxa"/>
+            <w:tcBorders/>
+            <w:vAlign w:val="center"/>
+          </w:tcPr>
+          <w:p>
+            <w:pPr>
+              <w:pStyle w:val="TableContents"/>
+              <w:widowControl w:val="false"/>
+              <w:suppressLineNumbers/>
+              <w:bidi w:val="0"/>
+              <w:jc w:val="start"/>
+              <w:rPr/>
+            </w:pPr>
+            <w:r>
+              <w:rPr/>
+              <w:t>NYC households in-market for an apartment</w:t>
+            </w:r>
+          </w:p>
+        </w:tc>
+        <w:tc>
+          <w:tcPr>
+            <w:tcW w:w="2016" w:type="dxa"/>
+            <w:tcBorders/>
+            <w:vAlign w:val="center"/>
+          </w:tcPr>
+          <w:p>
+            <w:pPr>
+              <w:pStyle w:val="TableContents"/>
+              <w:widowControl w:val="false"/>
+              <w:suppressLineNumbers/>
+              <w:bidi w:val="0"/>
+              <w:jc w:val="start"/>
+              <w:rPr/>
+            </w:pPr>
+            <w:r>
+              <w:rPr>
+                <w:b/>
+              </w:rPr>
+              <w:t>33,210</w:t>
+            </w:r>
+            <w:r>
+              <w:rPr/>
+              <w:t xml:space="preserve"> at any moment</w:t>
+            </w:r>
+          </w:p>
+        </w:tc>
+        <w:tc>
+          <w:tcPr>
+            <w:tcW w:w="2913" w:type="dxa"/>
+            <w:tcBorders/>
+            <w:vAlign w:val="center"/>
+          </w:tcPr>
+          <w:p>
+            <w:pPr>
+              <w:pStyle w:val="TableContents"/>
+              <w:widowControl w:val="false"/>
+              <w:suppressLineNumbers/>
+              <w:bidi w:val="0"/>
+              <w:jc w:val="start"/>
+              <w:rPr/>
+            </w:pPr>
+            <w:r>
+              <w:rPr/>
+              <w:t>NYC HPD, 1.41% vacancy 2023</w:t>
+            </w:r>
+          </w:p>
+        </w:tc>
+      </w:tr>
+      <w:tr>
+        <w:trPr/>
+        <w:tc>
+          <w:tcPr>
+            <w:tcW w:w="4817" w:type="dxa"/>
+            <w:tcBorders/>
+            <w:vAlign w:val="center"/>
+          </w:tcPr>
+          <w:p>
+            <w:pPr>
+              <w:pStyle w:val="TableContents"/>
+              <w:widowControl w:val="false"/>
+              <w:suppressLineNumbers/>
+              <w:bidi w:val="0"/>
+              <w:jc w:val="start"/>
+              <w:rPr/>
+            </w:pPr>
+            <w:r>
+              <w:rPr/>
+              <w:t xml:space="preserve">— </w:t>
+            </w:r>
+            <w:r>
+              <w:rPr/>
+              <w:t>the same, annually</w:t>
+            </w:r>
+          </w:p>
+        </w:tc>
+        <w:tc>
+          <w:tcPr>
+            <w:tcW w:w="2016" w:type="dxa"/>
+            <w:tcBorders/>
+            <w:vAlign w:val="center"/>
+          </w:tcPr>
+          <w:p>
+            <w:pPr>
+              <w:pStyle w:val="TableContents"/>
+              <w:widowControl w:val="false"/>
+              <w:suppressLineNumbers/>
+              <w:bidi w:val="0"/>
+              <w:jc w:val="start"/>
+              <w:rPr/>
+            </w:pPr>
+            <w:r>
+              <w:rPr/>
+              <w:t>188,000–283,000</w:t>
+            </w:r>
+          </w:p>
+        </w:tc>
+        <w:tc>
+          <w:tcPr>
+            <w:tcW w:w="2913" w:type="dxa"/>
+            <w:tcBorders/>
+            <w:vAlign w:val="center"/>
+          </w:tcPr>
+          <w:p>
+            <w:pPr>
+              <w:pStyle w:val="TableContents"/>
+              <w:widowControl w:val="false"/>
+              <w:suppressLineNumbers/>
+              <w:bidi w:val="0"/>
+              <w:jc w:val="start"/>
+              <w:rPr/>
+            </w:pPr>
+            <w:r>
+              <w:rPr/>
+              <w:t>8–12% turnover on 2,357,000 units</w:t>
+            </w:r>
+          </w:p>
+        </w:tc>
+      </w:tr>
+      <w:tr>
+        <w:trPr/>
+        <w:tc>
+          <w:tcPr>
+            <w:tcW w:w="4817" w:type="dxa"/>
+            <w:tcBorders/>
+            <w:vAlign w:val="center"/>
+          </w:tcPr>
+          <w:p>
+            <w:pPr>
+              <w:pStyle w:val="TableContents"/>
+              <w:widowControl w:val="false"/>
+              <w:suppressLineNumbers/>
+              <w:bidi w:val="0"/>
+              <w:jc w:val="start"/>
+              <w:rPr/>
+            </w:pPr>
+            <w:r>
+              <w:rPr/>
+              <w:t>Rent-stabilised/controlled tenants with rights they must know to use</w:t>
+            </w:r>
+          </w:p>
+        </w:tc>
+        <w:tc>
+          <w:tcPr>
+            <w:tcW w:w="2016" w:type="dxa"/>
+            <w:tcBorders/>
+            <w:vAlign w:val="center"/>
+          </w:tcPr>
+          <w:p>
+            <w:pPr>
+              <w:pStyle w:val="TableContents"/>
+              <w:widowControl w:val="false"/>
+              <w:suppressLineNumbers/>
+              <w:bidi w:val="0"/>
+              <w:jc w:val="start"/>
+              <w:rPr/>
+            </w:pPr>
+            <w:r>
+              <w:rPr/>
+              <w:t>~1M units, ~2.5M people</w:t>
+            </w:r>
+          </w:p>
+        </w:tc>
+        <w:tc>
+          <w:tcPr>
+            <w:tcW w:w="2913" w:type="dxa"/>
+            <w:tcBorders/>
+            <w:vAlign w:val="center"/>
+          </w:tcPr>
+          <w:p>
+            <w:pPr>
+              <w:pStyle w:val="TableContents"/>
+              <w:widowControl w:val="false"/>
+              <w:suppressLineNumbers/>
+              <w:bidi w:val="0"/>
+              <w:jc w:val="start"/>
+              <w:rPr/>
+            </w:pPr>
+            <w:r>
+              <w:rPr/>
+              <w:t>NYCHVS-derived</w:t>
+            </w:r>
+          </w:p>
+        </w:tc>
+      </w:tr>
+    </w:tbl>
+    <w:p>
+      <w:pPr>
+        <w:pStyle w:val="BodyText"/>
+        <w:bidi w:val="0"/>
+        <w:jc w:val="start"/>
+        <w:rPr>
+          <w:b/>
+        </w:rPr>
+      </w:pPr>
+      <w:r>
+        <w:rPr>
+          <w:b/>
+        </w:rPr>
+        <w:t>In daily practice — repeated, professional, low stakes per query</w:t>
+      </w:r>
+    </w:p>
+    <w:tbl>
+      <w:tblPr>
+        <w:tblW w:w="5000" w:type="pct"/>
+        <w:jc w:val="start"/>
+        <w:tblInd w:w="0" w:type="dxa"/>
+        <w:tblLayout w:type="fixed"/>
+        <w:tblCellMar>
+          <w:top w:w="90" w:type="dxa"/>
+          <w:start w:w="90" w:type="dxa"/>
+          <w:bottom w:w="90" w:type="dxa"/>
+          <w:end w:w="90" w:type="dxa"/>
+        </w:tblCellMar>
+      </w:tblPr>
+      <w:tblGrid>
+        <w:gridCol w:w="4138"/>
+        <w:gridCol w:w="3657"/>
+        <w:gridCol w:w="1951"/>
+      </w:tblGrid>
+      <w:tr>
+        <w:trPr/>
+        <w:tc>
+          <w:tcPr>
+            <w:tcW w:w="4138" w:type="dxa"/>
+            <w:tcBorders/>
+            <w:vAlign w:val="center"/>
+          </w:tcPr>
+          <w:p>
+            <w:pPr>
+              <w:pStyle w:val="TableHeading"/>
+              <w:suppressLineNumbers/>
+              <w:shd w:fill="3A3A3C" w:val="clear"/>
+              <w:bidi w:val="0"/>
+              <w:jc w:val="start"/>
+              <w:rPr/>
+            </w:pPr>
+            <w:r>
+              <w:rPr/>
+              <w:t>Group</w:t>
+            </w:r>
+          </w:p>
+        </w:tc>
+        <w:tc>
+          <w:tcPr>
+            <w:tcW w:w="3657" w:type="dxa"/>
+            <w:tcBorders/>
+            <w:vAlign w:val="center"/>
+          </w:tcPr>
+          <w:p>
+            <w:pPr>
+              <w:pStyle w:val="TableHeading"/>
+              <w:suppressLineNumbers/>
+              <w:shd w:fill="3A3A3C" w:val="clear"/>
+              <w:bidi w:val="0"/>
+              <w:jc w:val="start"/>
+              <w:rPr/>
+            </w:pPr>
+            <w:r>
+              <w:rPr/>
+              <w:t>Rough size</w:t>
+            </w:r>
+          </w:p>
+        </w:tc>
+        <w:tc>
+          <w:tcPr>
+            <w:tcW w:w="1951" w:type="dxa"/>
+            <w:tcBorders/>
+            <w:vAlign w:val="center"/>
+          </w:tcPr>
+          <w:p>
+            <w:pPr>
+              <w:pStyle w:val="TableHeading"/>
+              <w:suppressLineNumbers/>
+              <w:shd w:fill="3A3A3C" w:val="clear"/>
+              <w:bidi w:val="0"/>
+              <w:jc w:val="start"/>
+              <w:rPr/>
+            </w:pPr>
+            <w:r>
+              <w:rPr/>
+              <w:t>How often</w:t>
+            </w:r>
+          </w:p>
+        </w:tc>
+      </w:tr>
+      <w:tr>
+        <w:trPr/>
+        <w:tc>
+          <w:tcPr>
+            <w:tcW w:w="4138" w:type="dxa"/>
+            <w:tcBorders/>
+            <w:vAlign w:val="center"/>
+          </w:tcPr>
+          <w:p>
+            <w:pPr>
+              <w:pStyle w:val="TableContents"/>
+              <w:widowControl w:val="false"/>
+              <w:suppressLineNumbers/>
+              <w:bidi w:val="0"/>
+              <w:jc w:val="start"/>
+              <w:rPr/>
+            </w:pPr>
+            <w:r>
+              <w:rPr/>
+              <w:t>Tenant lawyers and Legal Aid housing staff</w:t>
+            </w:r>
+          </w:p>
+        </w:tc>
+        <w:tc>
+          <w:tcPr>
+            <w:tcW w:w="3657" w:type="dxa"/>
+            <w:tcBorders/>
+            <w:vAlign w:val="center"/>
+          </w:tcPr>
+          <w:p>
+            <w:pPr>
+              <w:pStyle w:val="TableContents"/>
+              <w:widowControl w:val="false"/>
+              <w:suppressLineNumbers/>
+              <w:bidi w:val="0"/>
+              <w:jc w:val="start"/>
+              <w:rPr/>
+            </w:pPr>
+            <w:r>
+              <w:rPr/>
+              <w:t>Hundreds citywide</w:t>
+            </w:r>
+          </w:p>
+        </w:tc>
+        <w:tc>
+          <w:tcPr>
+            <w:tcW w:w="1951" w:type="dxa"/>
+            <w:tcBorders/>
+            <w:vAlign w:val="center"/>
+          </w:tcPr>
+          <w:p>
+            <w:pPr>
+              <w:pStyle w:val="TableContents"/>
+              <w:bidi w:val="0"/>
+              <w:jc w:val="start"/>
+              <w:rPr>
+                <w:b/>
+              </w:rPr>
+            </w:pPr>
+            <w:r>
+              <w:rPr>
+                <w:b/>
+              </w:rPr>
+              <w:t>Several times a day</w:t>
+            </w:r>
+          </w:p>
+        </w:tc>
+      </w:tr>
+      <w:tr>
+        <w:trPr/>
+        <w:tc>
+          <w:tcPr>
+            <w:tcW w:w="4138" w:type="dxa"/>
+            <w:tcBorders/>
+            <w:vAlign w:val="center"/>
+          </w:tcPr>
+          <w:p>
+            <w:pPr>
+              <w:pStyle w:val="TableContents"/>
+              <w:widowControl w:val="false"/>
+              <w:suppressLineNumbers/>
+              <w:bidi w:val="0"/>
+              <w:jc w:val="start"/>
+              <w:rPr/>
+            </w:pPr>
+            <w:r>
+              <w:rPr/>
+              <w:t>Tenant organisers</w:t>
+            </w:r>
+          </w:p>
+        </w:tc>
+        <w:tc>
+          <w:tcPr>
+            <w:tcW w:w="3657" w:type="dxa"/>
+            <w:tcBorders/>
+            <w:vAlign w:val="center"/>
+          </w:tcPr>
+          <w:p>
+            <w:pPr>
+              <w:pStyle w:val="TableContents"/>
+              <w:widowControl w:val="false"/>
+              <w:suppressLineNumbers/>
+              <w:bidi w:val="0"/>
+              <w:jc w:val="start"/>
+              <w:rPr/>
+            </w:pPr>
+            <w:r>
+              <w:rPr/>
+              <w:t>Hundreds</w:t>
+            </w:r>
+          </w:p>
+        </w:tc>
+        <w:tc>
+          <w:tcPr>
+            <w:tcW w:w="1951" w:type="dxa"/>
+            <w:tcBorders/>
+            <w:vAlign w:val="center"/>
+          </w:tcPr>
+          <w:p>
+            <w:pPr>
+              <w:pStyle w:val="TableContents"/>
+              <w:widowControl w:val="false"/>
+              <w:suppressLineNumbers/>
+              <w:bidi w:val="0"/>
+              <w:jc w:val="start"/>
+              <w:rPr/>
+            </w:pPr>
+            <w:r>
+              <w:rPr/>
+              <w:t>Weekly</w:t>
+            </w:r>
+          </w:p>
+        </w:tc>
+      </w:tr>
+      <w:tr>
+        <w:trPr/>
+        <w:tc>
+          <w:tcPr>
+            <w:tcW w:w="4138" w:type="dxa"/>
+            <w:tcBorders/>
+            <w:vAlign w:val="center"/>
+          </w:tcPr>
+          <w:p>
+            <w:pPr>
+              <w:pStyle w:val="TableContents"/>
+              <w:widowControl w:val="false"/>
+              <w:suppressLineNumbers/>
+              <w:bidi w:val="0"/>
+              <w:jc w:val="start"/>
+              <w:rPr/>
+            </w:pPr>
+            <w:r>
+              <w:rPr/>
+              <w:t>Housing Court staff</w:t>
+            </w:r>
+          </w:p>
+        </w:tc>
+        <w:tc>
+          <w:tcPr>
+            <w:tcW w:w="3657" w:type="dxa"/>
+            <w:tcBorders/>
+            <w:vAlign w:val="center"/>
+          </w:tcPr>
+          <w:p>
+            <w:pPr>
+              <w:pStyle w:val="TableContents"/>
+              <w:widowControl w:val="false"/>
+              <w:suppressLineNumbers/>
+              <w:bidi w:val="0"/>
+              <w:jc w:val="start"/>
+              <w:rPr/>
+            </w:pPr>
+            <w:r>
+              <w:rPr/>
+              <w:t>Hundreds</w:t>
+            </w:r>
+          </w:p>
+        </w:tc>
+        <w:tc>
+          <w:tcPr>
+            <w:tcW w:w="1951" w:type="dxa"/>
+            <w:tcBorders/>
+            <w:vAlign w:val="center"/>
+          </w:tcPr>
+          <w:p>
+            <w:pPr>
+              <w:pStyle w:val="TableContents"/>
+              <w:widowControl w:val="false"/>
+              <w:suppressLineNumbers/>
+              <w:bidi w:val="0"/>
+              <w:jc w:val="start"/>
+              <w:rPr/>
+            </w:pPr>
+            <w:r>
+              <w:rPr/>
+              <w:t>Per case</w:t>
+            </w:r>
+          </w:p>
+        </w:tc>
+      </w:tr>
+      <w:tr>
+        <w:trPr/>
+        <w:tc>
+          <w:tcPr>
+            <w:tcW w:w="4138" w:type="dxa"/>
+            <w:tcBorders/>
+            <w:vAlign w:val="center"/>
+          </w:tcPr>
+          <w:p>
+            <w:pPr>
+              <w:pStyle w:val="TableContents"/>
+              <w:widowControl w:val="false"/>
+              <w:suppressLineNumbers/>
+              <w:bidi w:val="0"/>
+              <w:jc w:val="start"/>
+              <w:rPr/>
+            </w:pPr>
+            <w:r>
+              <w:rPr/>
+              <w:t>HPD inspectors</w:t>
+            </w:r>
+          </w:p>
+        </w:tc>
+        <w:tc>
+          <w:tcPr>
+            <w:tcW w:w="3657" w:type="dxa"/>
+            <w:tcBorders/>
+            <w:vAlign w:val="center"/>
+          </w:tcPr>
+          <w:p>
+            <w:pPr>
+              <w:pStyle w:val="TableContents"/>
+              <w:widowControl w:val="false"/>
+              <w:suppressLineNumbers/>
+              <w:bidi w:val="0"/>
+              <w:jc w:val="start"/>
+              <w:rPr/>
+            </w:pPr>
+            <w:r>
+              <w:rPr/>
+              <w:t xml:space="preserve">Low hundreds </w:t>
+            </w:r>
+            <w:r>
+              <w:rPr>
+                <w:i/>
+              </w:rPr>
+              <w:t>(needs a source before quoting)</w:t>
+            </w:r>
+          </w:p>
+        </w:tc>
+        <w:tc>
+          <w:tcPr>
+            <w:tcW w:w="1951" w:type="dxa"/>
+            <w:tcBorders/>
+            <w:vAlign w:val="center"/>
+          </w:tcPr>
+          <w:p>
+            <w:pPr>
+              <w:pStyle w:val="TableContents"/>
+              <w:widowControl w:val="false"/>
+              <w:suppressLineNumbers/>
+              <w:bidi w:val="0"/>
+              <w:jc w:val="start"/>
+              <w:rPr/>
+            </w:pPr>
+            <w:r>
+              <w:rPr/>
+              <w:t>Daily</w:t>
+            </w:r>
+          </w:p>
+        </w:tc>
+      </w:tr>
+      <w:tr>
+        <w:trPr/>
+        <w:tc>
+          <w:tcPr>
+            <w:tcW w:w="4138" w:type="dxa"/>
+            <w:tcBorders/>
+            <w:vAlign w:val="center"/>
+          </w:tcPr>
+          <w:p>
+            <w:pPr>
+              <w:pStyle w:val="TableContents"/>
+              <w:widowControl w:val="false"/>
+              <w:suppressLineNumbers/>
+              <w:bidi w:val="0"/>
+              <w:jc w:val="start"/>
+              <w:rPr/>
+            </w:pPr>
+            <w:r>
+              <w:rPr/>
+              <w:t>Journalists and researchers</w:t>
+            </w:r>
+          </w:p>
+        </w:tc>
+        <w:tc>
+          <w:tcPr>
+            <w:tcW w:w="3657" w:type="dxa"/>
+            <w:tcBorders/>
+            <w:vAlign w:val="center"/>
+          </w:tcPr>
+          <w:p>
+            <w:pPr>
+              <w:pStyle w:val="TableContents"/>
+              <w:widowControl w:val="false"/>
+              <w:suppressLineNumbers/>
+              <w:bidi w:val="0"/>
+              <w:jc w:val="start"/>
+              <w:rPr/>
+            </w:pPr>
+            <w:r>
+              <w:rPr/>
+              <w:t>Dozens</w:t>
+            </w:r>
+          </w:p>
+        </w:tc>
+        <w:tc>
+          <w:tcPr>
+            <w:tcW w:w="1951" w:type="dxa"/>
+            <w:tcBorders/>
+            <w:vAlign w:val="center"/>
+          </w:tcPr>
+          <w:p>
+            <w:pPr>
+              <w:pStyle w:val="TableContents"/>
+              <w:widowControl w:val="false"/>
+              <w:suppressLineNumbers/>
+              <w:bidi w:val="0"/>
+              <w:jc w:val="start"/>
+              <w:rPr/>
+            </w:pPr>
+            <w:r>
+              <w:rPr/>
+              <w:t>Per story</w:t>
+            </w:r>
+          </w:p>
+        </w:tc>
+      </w:tr>
+      <w:tr>
+        <w:trPr/>
+        <w:tc>
+          <w:tcPr>
+            <w:tcW w:w="4138" w:type="dxa"/>
+            <w:tcBorders/>
+            <w:vAlign w:val="center"/>
+          </w:tcPr>
+          <w:p>
+            <w:pPr>
+              <w:pStyle w:val="TableContents"/>
+              <w:widowControl w:val="false"/>
+              <w:suppressLineNumbers/>
+              <w:bidi w:val="0"/>
+              <w:jc w:val="start"/>
+              <w:rPr/>
+            </w:pPr>
+            <w:r>
+              <w:rPr/>
+              <w:t>Small property managers tracking their own portfolio</w:t>
+            </w:r>
+          </w:p>
+        </w:tc>
+        <w:tc>
+          <w:tcPr>
+            <w:tcW w:w="3657" w:type="dxa"/>
+            <w:tcBorders/>
+            <w:vAlign w:val="center"/>
+          </w:tcPr>
+          <w:p>
+            <w:pPr>
+              <w:pStyle w:val="TableContents"/>
+              <w:widowControl w:val="false"/>
+              <w:suppressLineNumbers/>
+              <w:bidi w:val="0"/>
+              <w:jc w:val="start"/>
+              <w:rPr/>
+            </w:pPr>
+            <w:r>
+              <w:rPr/>
+              <w:t>Thousands</w:t>
+            </w:r>
+          </w:p>
+        </w:tc>
+        <w:tc>
+          <w:tcPr>
+            <w:tcW w:w="1951" w:type="dxa"/>
+            <w:tcBorders/>
+            <w:vAlign w:val="center"/>
+          </w:tcPr>
+          <w:p>
+            <w:pPr>
+              <w:pStyle w:val="TableContents"/>
+              <w:widowControl w:val="false"/>
+              <w:suppressLineNumbers/>
+              <w:bidi w:val="0"/>
+              <w:jc w:val="start"/>
+              <w:rPr/>
+            </w:pPr>
+            <w:r>
+              <w:rPr/>
+              <w:t>Ongoing</w:t>
+            </w:r>
+          </w:p>
+        </w:tc>
+      </w:tr>
+    </w:tbl>
+    <w:p>
+      <w:pPr>
+        <w:pStyle w:val="BodyText"/>
+        <w:bidi w:val="0"/>
+        <w:jc w:val="start"/>
+        <w:rPr/>
+      </w:pPr>
+      <w:r>
+        <w:rPr>
+          <w:b/>
+        </w:rPr>
+        <w:t>The observation that matters more than either headcount:</w:t>
+      </w:r>
+      <w:r>
+        <w:rPr/>
+        <w:t xml:space="preserve"> the people who need this most often are not the people there are most of. A renter needs it </w:t>
+      </w:r>
+      <w:r>
+        <w:rPr>
+          <w:b/>
+        </w:rPr>
+        <w:t>twice in a decade</w:t>
+      </w:r>
+      <w:r>
+        <w:rPr/>
+        <w:t xml:space="preserve">. A tenant lawyer needs it </w:t>
+      </w:r>
+      <w:r>
+        <w:rPr>
+          <w:b/>
+        </w:rPr>
+        <w:t>twice a day</w:t>
+      </w:r>
+      <w:r>
+        <w:rPr/>
+        <w:t>.</w:t>
+      </w:r>
+    </w:p>
+    <w:p>
+      <w:pPr>
+        <w:pStyle w:val="Heading3"/>
+        <w:bidi w:val="0"/>
+        <w:jc w:val="start"/>
+        <w:rPr/>
+      </w:pPr>
+      <w:r>
+        <w:rPr/>
+        <w:t>What they do instead today</w:t>
+      </w:r>
+    </w:p>
+    <w:p>
+      <w:pPr>
+        <w:pStyle w:val="BodyText"/>
+        <w:bidi w:val="0"/>
+        <w:jc w:val="start"/>
+        <w:rPr/>
+      </w:pPr>
+      <w:r>
+        <w:rPr/>
+        <w:t>Nobody is doing nothing. Everyone has a workaround, and every workaround is bad in a different way.</w:t>
+      </w:r>
+    </w:p>
+    <w:tbl>
+      <w:tblPr>
+        <w:tblW w:w="5000" w:type="pct"/>
+        <w:jc w:val="start"/>
+        <w:tblInd w:w="0" w:type="dxa"/>
+        <w:tblLayout w:type="fixed"/>
+        <w:tblCellMar>
+          <w:top w:w="90" w:type="dxa"/>
+          <w:start w:w="90" w:type="dxa"/>
+          <w:bottom w:w="90" w:type="dxa"/>
+          <w:end w:w="90" w:type="dxa"/>
+        </w:tblCellMar>
+      </w:tblPr>
+      <w:tblGrid>
+        <w:gridCol w:w="1499"/>
+        <w:gridCol w:w="4018"/>
+        <w:gridCol w:w="4229"/>
+      </w:tblGrid>
+      <w:tr>
+        <w:trPr/>
+        <w:tc>
+          <w:tcPr>
+            <w:tcW w:w="1499" w:type="dxa"/>
+            <w:tcBorders/>
+            <w:vAlign w:val="center"/>
+          </w:tcPr>
+          <w:p>
+            <w:pPr>
+              <w:pStyle w:val="TableHeading"/>
+              <w:suppressLineNumbers/>
+              <w:shd w:fill="3A3A3C" w:val="clear"/>
+              <w:bidi w:val="0"/>
+              <w:jc w:val="start"/>
+              <w:rPr/>
+            </w:pPr>
+            <w:r>
+              <w:rPr/>
+              <w:t>Group</w:t>
+            </w:r>
+          </w:p>
+        </w:tc>
+        <w:tc>
+          <w:tcPr>
+            <w:tcW w:w="4018" w:type="dxa"/>
+            <w:tcBorders/>
+            <w:vAlign w:val="center"/>
+          </w:tcPr>
+          <w:p>
+            <w:pPr>
+              <w:pStyle w:val="TableHeading"/>
+              <w:suppressLineNumbers/>
+              <w:shd w:fill="3A3A3C" w:val="clear"/>
+              <w:bidi w:val="0"/>
+              <w:jc w:val="start"/>
+              <w:rPr/>
+            </w:pPr>
+            <w:r>
+              <w:rPr/>
+              <w:t>What they do now</w:t>
+            </w:r>
+          </w:p>
+        </w:tc>
+        <w:tc>
+          <w:tcPr>
+            <w:tcW w:w="4229" w:type="dxa"/>
+            <w:tcBorders/>
+            <w:vAlign w:val="center"/>
+          </w:tcPr>
+          <w:p>
+            <w:pPr>
+              <w:pStyle w:val="TableHeading"/>
+              <w:suppressLineNumbers/>
+              <w:shd w:fill="3A3A3C" w:val="clear"/>
+              <w:bidi w:val="0"/>
+              <w:jc w:val="start"/>
+              <w:rPr/>
+            </w:pPr>
+            <w:r>
+              <w:rPr/>
+              <w:t>Why it fails</w:t>
+            </w:r>
+          </w:p>
+        </w:tc>
+      </w:tr>
+      <w:tr>
+        <w:trPr/>
+        <w:tc>
+          <w:tcPr>
+            <w:tcW w:w="1499" w:type="dxa"/>
+            <w:tcBorders/>
+            <w:vAlign w:val="center"/>
+          </w:tcPr>
+          <w:p>
+            <w:pPr>
+              <w:pStyle w:val="TableContents"/>
+              <w:widowControl w:val="false"/>
+              <w:suppressLineNumbers/>
+              <w:bidi w:val="0"/>
+              <w:jc w:val="start"/>
+              <w:rPr/>
+            </w:pPr>
+            <w:r>
+              <w:rPr/>
+              <w:t>Renters</w:t>
+            </w:r>
+          </w:p>
+        </w:tc>
+        <w:tc>
+          <w:tcPr>
+            <w:tcW w:w="4018" w:type="dxa"/>
+            <w:tcBorders/>
+            <w:vAlign w:val="center"/>
+          </w:tcPr>
+          <w:p>
+            <w:pPr>
+              <w:pStyle w:val="TableContents"/>
+              <w:widowControl w:val="false"/>
+              <w:suppressLineNumbers/>
+              <w:bidi w:val="0"/>
+              <w:jc w:val="start"/>
+              <w:rPr/>
+            </w:pPr>
+            <w:r>
+              <w:rPr/>
+              <w:t>Cross-reference HPD Online, DHCR lists and Census tables by hand — or, far more often, sign without checking</w:t>
+            </w:r>
+          </w:p>
+        </w:tc>
+        <w:tc>
+          <w:tcPr>
+            <w:tcW w:w="4229" w:type="dxa"/>
+            <w:tcBorders/>
+            <w:vAlign w:val="center"/>
+          </w:tcPr>
+          <w:p>
+            <w:pPr>
+              <w:pStyle w:val="TableContents"/>
+              <w:widowControl w:val="false"/>
+              <w:suppressLineNumbers/>
+              <w:bidi w:val="0"/>
+              <w:jc w:val="start"/>
+              <w:rPr/>
+            </w:pPr>
+            <w:r>
+              <w:rPr/>
+              <w:t>Three portals, none designed for a layperson, at the exact moment there is no time. 11.1M violation records, public and illegible</w:t>
+            </w:r>
+          </w:p>
+        </w:tc>
+      </w:tr>
+      <w:tr>
+        <w:trPr/>
+        <w:tc>
+          <w:tcPr>
+            <w:tcW w:w="1499" w:type="dxa"/>
+            <w:tcBorders/>
+            <w:vAlign w:val="center"/>
+          </w:tcPr>
+          <w:p>
+            <w:pPr>
+              <w:pStyle w:val="TableContents"/>
+              <w:widowControl w:val="false"/>
+              <w:suppressLineNumbers/>
+              <w:bidi w:val="0"/>
+              <w:jc w:val="start"/>
+              <w:rPr/>
+            </w:pPr>
+            <w:r>
+              <w:rPr/>
+              <w:t>Tenant lawyers</w:t>
+            </w:r>
+          </w:p>
+        </w:tc>
+        <w:tc>
+          <w:tcPr>
+            <w:tcW w:w="4018" w:type="dxa"/>
+            <w:tcBorders/>
+            <w:vAlign w:val="center"/>
+          </w:tcPr>
+          <w:p>
+            <w:pPr>
+              <w:pStyle w:val="TableContents"/>
+              <w:widowControl w:val="false"/>
+              <w:suppressLineNumbers/>
+              <w:bidi w:val="0"/>
+              <w:jc w:val="start"/>
+              <w:rPr/>
+            </w:pPr>
+            <w:r>
+              <w:rPr/>
+              <w:t>Pull records case by case from the same portals, manually, every time</w:t>
+            </w:r>
+          </w:p>
+        </w:tc>
+        <w:tc>
+          <w:tcPr>
+            <w:tcW w:w="4229" w:type="dxa"/>
+            <w:tcBorders/>
+            <w:vAlign w:val="center"/>
+          </w:tcPr>
+          <w:p>
+            <w:pPr>
+              <w:pStyle w:val="TableContents"/>
+              <w:widowControl w:val="false"/>
+              <w:suppressLineNumbers/>
+              <w:bidi w:val="0"/>
+              <w:jc w:val="start"/>
+              <w:rPr/>
+            </w:pPr>
+            <w:r>
+              <w:rPr/>
+              <w:t>Works, but it is per-client manual labour that never compounds</w:t>
+            </w:r>
+          </w:p>
+        </w:tc>
+      </w:tr>
+      <w:tr>
+        <w:trPr/>
+        <w:tc>
+          <w:tcPr>
+            <w:tcW w:w="1499" w:type="dxa"/>
+            <w:tcBorders/>
+            <w:vAlign w:val="center"/>
+          </w:tcPr>
+          <w:p>
+            <w:pPr>
+              <w:pStyle w:val="TableContents"/>
+              <w:widowControl w:val="false"/>
+              <w:suppressLineNumbers/>
+              <w:bidi w:val="0"/>
+              <w:jc w:val="start"/>
+              <w:rPr/>
+            </w:pPr>
+            <w:r>
+              <w:rPr/>
+              <w:t>Organisers</w:t>
+            </w:r>
+          </w:p>
+        </w:tc>
+        <w:tc>
+          <w:tcPr>
+            <w:tcW w:w="4018" w:type="dxa"/>
+            <w:tcBorders/>
+            <w:vAlign w:val="center"/>
+          </w:tcPr>
+          <w:p>
+            <w:pPr>
+              <w:pStyle w:val="TableContents"/>
+              <w:widowControl w:val="false"/>
+              <w:suppressLineNumbers/>
+              <w:bidi w:val="0"/>
+              <w:jc w:val="start"/>
+              <w:rPr/>
+            </w:pPr>
+            <w:r>
+              <w:rPr/>
+              <w:t>Build spreadsheets of buildings and landlords by hand</w:t>
+            </w:r>
+          </w:p>
+        </w:tc>
+        <w:tc>
+          <w:tcPr>
+            <w:tcW w:w="4229" w:type="dxa"/>
+            <w:tcBorders/>
+            <w:vAlign w:val="center"/>
+          </w:tcPr>
+          <w:p>
+            <w:pPr>
+              <w:pStyle w:val="TableContents"/>
+              <w:widowControl w:val="false"/>
+              <w:suppressLineNumbers/>
+              <w:bidi w:val="0"/>
+              <w:jc w:val="start"/>
+              <w:rPr/>
+            </w:pPr>
+            <w:r>
+              <w:rPr/>
+              <w:t>Goes stale immediately; no one else can reuse it</w:t>
+            </w:r>
+          </w:p>
+        </w:tc>
+      </w:tr>
+      <w:tr>
+        <w:trPr/>
+        <w:tc>
+          <w:tcPr>
+            <w:tcW w:w="1499" w:type="dxa"/>
+            <w:tcBorders/>
+            <w:vAlign w:val="center"/>
+          </w:tcPr>
+          <w:p>
+            <w:pPr>
+              <w:pStyle w:val="TableContents"/>
+              <w:widowControl w:val="false"/>
+              <w:suppressLineNumbers/>
+              <w:bidi w:val="0"/>
+              <w:jc w:val="start"/>
+              <w:rPr/>
+            </w:pPr>
+            <w:r>
+              <w:rPr/>
+              <w:t>Journalists</w:t>
+            </w:r>
+          </w:p>
+        </w:tc>
+        <w:tc>
+          <w:tcPr>
+            <w:tcW w:w="4018" w:type="dxa"/>
+            <w:tcBorders/>
+            <w:vAlign w:val="center"/>
+          </w:tcPr>
+          <w:p>
+            <w:pPr>
+              <w:pStyle w:val="TableContents"/>
+              <w:widowControl w:val="false"/>
+              <w:suppressLineNumbers/>
+              <w:bidi w:val="0"/>
+              <w:jc w:val="start"/>
+              <w:rPr/>
+            </w:pPr>
+            <w:r>
+              <w:rPr/>
+              <w:t>FOIL requests and bulk Open Data downloads, analysed ad hoc</w:t>
+            </w:r>
+          </w:p>
+        </w:tc>
+        <w:tc>
+          <w:tcPr>
+            <w:tcW w:w="4229" w:type="dxa"/>
+            <w:tcBorders/>
+            <w:vAlign w:val="center"/>
+          </w:tcPr>
+          <w:p>
+            <w:pPr>
+              <w:pStyle w:val="TableContents"/>
+              <w:widowControl w:val="false"/>
+              <w:suppressLineNumbers/>
+              <w:bidi w:val="0"/>
+              <w:jc w:val="start"/>
+              <w:rPr/>
+            </w:pPr>
+            <w:r>
+              <w:rPr/>
+              <w:t>Fine for a story, useless as a lookup</w:t>
+            </w:r>
+          </w:p>
+        </w:tc>
+      </w:tr>
+      <w:tr>
+        <w:trPr/>
+        <w:tc>
+          <w:tcPr>
+            <w:tcW w:w="1499" w:type="dxa"/>
+            <w:tcBorders/>
+            <w:vAlign w:val="center"/>
+          </w:tcPr>
+          <w:p>
+            <w:pPr>
+              <w:pStyle w:val="TableContents"/>
+              <w:widowControl w:val="false"/>
+              <w:suppressLineNumbers/>
+              <w:bidi w:val="0"/>
+              <w:jc w:val="start"/>
+              <w:rPr/>
+            </w:pPr>
+            <w:r>
+              <w:rPr/>
+              <w:t>Landlords/managers</w:t>
+            </w:r>
+          </w:p>
+        </w:tc>
+        <w:tc>
+          <w:tcPr>
+            <w:tcW w:w="4018" w:type="dxa"/>
+            <w:tcBorders/>
+            <w:vAlign w:val="center"/>
+          </w:tcPr>
+          <w:p>
+            <w:pPr>
+              <w:pStyle w:val="TableContents"/>
+              <w:widowControl w:val="false"/>
+              <w:suppressLineNumbers/>
+              <w:bidi w:val="0"/>
+              <w:jc w:val="start"/>
+              <w:rPr/>
+            </w:pPr>
+            <w:r>
+              <w:rPr/>
+              <w:t>Yardi, RealPage and similar</w:t>
+            </w:r>
+          </w:p>
+        </w:tc>
+        <w:tc>
+          <w:tcPr>
+            <w:tcW w:w="4229" w:type="dxa"/>
+            <w:tcBorders/>
+            <w:vAlign w:val="center"/>
+          </w:tcPr>
+          <w:p>
+            <w:pPr>
+              <w:pStyle w:val="TableContents"/>
+              <w:widowControl w:val="false"/>
+              <w:suppressLineNumbers/>
+              <w:bidi w:val="0"/>
+              <w:jc w:val="start"/>
+              <w:rPr/>
+            </w:pPr>
+            <w:r>
+              <w:rPr/>
+              <w:t xml:space="preserve">Shows </w:t>
+            </w:r>
+            <w:r>
+              <w:rPr>
+                <w:i/>
+              </w:rPr>
+              <w:t>their</w:t>
+            </w:r>
+            <w:r>
+              <w:rPr/>
+              <w:t xml:space="preserve"> buildings, not a comparative read; priced for portfolios</w:t>
+            </w:r>
+          </w:p>
+        </w:tc>
+      </w:tr>
+      <w:tr>
+        <w:trPr/>
+        <w:tc>
+          <w:tcPr>
+            <w:tcW w:w="1499" w:type="dxa"/>
+            <w:tcBorders/>
+            <w:vAlign w:val="center"/>
+          </w:tcPr>
+          <w:p>
+            <w:pPr>
+              <w:pStyle w:val="TableContents"/>
+              <w:widowControl w:val="false"/>
+              <w:suppressLineNumbers/>
+              <w:bidi w:val="0"/>
+              <w:jc w:val="start"/>
+              <w:rPr/>
+            </w:pPr>
+            <w:r>
+              <w:rPr/>
+              <w:t>Everyone</w:t>
+            </w:r>
+          </w:p>
+        </w:tc>
+        <w:tc>
+          <w:tcPr>
+            <w:tcW w:w="4018" w:type="dxa"/>
+            <w:tcBorders/>
+            <w:vAlign w:val="center"/>
+          </w:tcPr>
+          <w:p>
+            <w:pPr>
+              <w:pStyle w:val="TableContents"/>
+              <w:widowControl w:val="false"/>
+              <w:suppressLineNumbers/>
+              <w:bidi w:val="0"/>
+              <w:jc w:val="start"/>
+              <w:rPr/>
+            </w:pPr>
+            <w:r>
+              <w:rPr/>
+              <w:t>Word of mouth, a walk-through, the broker's description</w:t>
+            </w:r>
+          </w:p>
+        </w:tc>
+        <w:tc>
+          <w:tcPr>
+            <w:tcW w:w="4229" w:type="dxa"/>
+            <w:tcBorders/>
+            <w:vAlign w:val="center"/>
+          </w:tcPr>
+          <w:p>
+            <w:pPr>
+              <w:pStyle w:val="TableContents"/>
+              <w:widowControl w:val="false"/>
+              <w:suppressLineNumbers/>
+              <w:bidi w:val="0"/>
+              <w:jc w:val="start"/>
+              <w:rPr/>
+            </w:pPr>
+            <w:r>
+              <w:rPr/>
+              <w:t>The broker is paid to close the lease</w:t>
+            </w:r>
+          </w:p>
+        </w:tc>
+      </w:tr>
+    </w:tbl>
+    <w:p>
+      <w:pPr>
+        <w:pStyle w:val="BodyText"/>
+        <w:bidi w:val="0"/>
+        <w:jc w:val="start"/>
+        <w:rPr/>
+      </w:pPr>
+      <w:r>
+        <w:rPr>
+          <w:b/>
+        </w:rPr>
+        <w:t>The honest read on the alternatives:</w:t>
+      </w:r>
+      <w:r>
+        <w:rPr/>
+        <w:t xml:space="preserve"> the data being free and public is precisely why nobody has built the good version. There is no paywall to break — only an interpretation problem, and interpretation is hard to charge for.</w:t>
+      </w:r>
+    </w:p>
+    <w:p>
+      <w:pPr>
+        <w:pStyle w:val="Heading3"/>
+        <w:bidi w:val="0"/>
+        <w:jc w:val="start"/>
+        <w:rPr/>
+      </w:pPr>
+      <w:r>
+        <w:rPr/>
+        <w:t>Which group I would pick as primary — and it is not the obvious one</w:t>
+      </w:r>
+    </w:p>
+    <w:p>
+      <w:pPr>
+        <w:pStyle w:val="BodyText"/>
+        <w:bidi w:val="0"/>
+        <w:jc w:val="start"/>
+        <w:rPr/>
+      </w:pPr>
+      <w:r>
+        <w:rPr/>
+        <w:t xml:space="preserve">The question is renters (volume) or lawyers and organisers (frequency). </w:t>
+      </w:r>
+      <w:r>
+        <w:rPr>
+          <w:b/>
+        </w:rPr>
+        <w:t>I would design for the professionals and reach for the renters</w:t>
+      </w:r>
+      <w:r>
+        <w:rPr/>
+        <w:t>, and the argument is not sentimental.</w:t>
+      </w:r>
+    </w:p>
+    <w:p>
+      <w:pPr>
+        <w:pStyle w:val="BodyText"/>
+        <w:bidi w:val="0"/>
+        <w:jc w:val="start"/>
+        <w:rPr/>
+      </w:pPr>
+      <w:r>
+        <w:rPr>
+          <w:b/>
+        </w:rPr>
+        <w:t>Renters are not addressable.</w:t>
+      </w:r>
+      <w:r>
+        <w:rPr/>
+        <w:t xml:space="preserve"> 33,210 people are in-market at any moment, they do not know they need this until the week they need it, and there is no channel that reaches them at that moment which is not simply buying attention. Openigloo proved the negative case here: they reached 3M+ NYC renters and still had to pivot into brokerage, because reach was never the constraint — </w:t>
+      </w:r>
+      <w:r>
+        <w:rPr>
+          <w:b/>
+        </w:rPr>
+        <w:t>timing</w:t>
+      </w:r>
+      <w:r>
+        <w:rPr/>
+        <w:t xml:space="preserve"> was. Spending to acquire someone who needs the product for six weeks every four years is the hardest possible acquisition maths.</w:t>
+      </w:r>
+    </w:p>
+    <w:p>
+      <w:pPr>
+        <w:pStyle w:val="BodyText"/>
+        <w:bidi w:val="0"/>
+        <w:jc w:val="start"/>
+        <w:rPr/>
+      </w:pPr>
+      <w:r>
+        <w:rPr>
+          <w:b/>
+        </w:rPr>
+        <w:t>The professionals are findable.</w:t>
+      </w:r>
+      <w:r>
+        <w:rPr/>
+        <w:t xml:space="preserve"> There are hundreds of them, at a countable number of named organisations — Legal Aid, Housing Court Answers, Met Council, the tenant unions. You can reach essentially the entire population with a list and a phone. That is not a market, but it is a </w:t>
+      </w:r>
+      <w:r>
+        <w:rPr>
+          <w:i/>
+        </w:rPr>
+        <w:t>distribution channel that exists</w:t>
+      </w:r>
+      <w:r>
+        <w:rPr/>
+        <w:t>, which is more than the renter side has.</w:t>
+      </w:r>
+    </w:p>
+    <w:p>
+      <w:pPr>
+        <w:pStyle w:val="BodyText"/>
+        <w:bidi w:val="0"/>
+        <w:jc w:val="start"/>
+        <w:rPr/>
+      </w:pPr>
+      <w:r>
+        <w:rPr>
+          <w:b/>
+        </w:rPr>
+        <w:t>And frequency drives quality.</w:t>
+      </w:r>
+      <w:r>
+        <w:rPr/>
+        <w:t xml:space="preserve"> A user who opens the tool twice a day finds every gap in a month. The daily user is the one who will say "seven open Class C" is not enough — they need to know it is </w:t>
+      </w:r>
+      <w:r>
+        <w:rPr>
+          <w:i/>
+        </w:rPr>
+        <w:t>no heat, twice, unresolved since March</w:t>
+      </w:r>
+      <w:r>
+        <w:rPr/>
+        <w:t xml:space="preserve">. That is the biggest product gap in the whole landscape and it is invisible from the renter side, because a renter does not know what to ask for. </w:t>
+      </w:r>
+      <w:r>
+        <w:rPr>
+          <w:b/>
+        </w:rPr>
+        <w:t>Building for the professional makes the product good enough that the renter version is worth having.</w:t>
+      </w:r>
+    </w:p>
+    <w:p>
+      <w:pPr>
+        <w:pStyle w:val="BodyText"/>
+        <w:bidi w:val="0"/>
+        <w:jc w:val="start"/>
+        <w:rPr/>
+      </w:pPr>
+      <w:r>
+        <w:rPr>
+          <w:b/>
+        </w:rPr>
+        <w:t>What this is not:</w:t>
+      </w:r>
+      <w:r>
+        <w:rPr/>
+        <w:t xml:space="preserve"> it is not a claim that lawyers are the revenue. They are grant-funded and close to broke — they sit at the very top of the alignment gradient in §6, which is exactly why they will not pay. Primary market here means </w:t>
+      </w:r>
+      <w:r>
+        <w:rPr>
+          <w:i/>
+        </w:rPr>
+        <w:t>primary design target and first distribution channel</w:t>
+      </w:r>
+      <w:r>
+        <w:rPr/>
+        <w:t>, and the honest structure is:</w:t>
+      </w:r>
+    </w:p>
+    <w:p>
+      <w:pPr>
+        <w:pStyle w:val="BodyText"/>
+        <w:numPr>
+          <w:ilvl w:val="0"/>
+          <w:numId w:val="2"/>
+        </w:numPr>
+        <w:tabs>
+          <w:tab w:val="clear" w:pos="709"/>
+          <w:tab w:val="left" w:pos="709" w:leader="none"/>
+        </w:tabs>
+        <w:bidi w:val="0"/>
+        <w:spacing w:before="0" w:after="0"/>
+        <w:ind w:hanging="283" w:start="709"/>
+        <w:jc w:val="start"/>
+        <w:rPr/>
+      </w:pPr>
+      <w:r>
+        <w:rPr>
+          <w:b/>
+        </w:rPr>
+        <w:t>Design for</w:t>
+      </w:r>
+      <w:r>
+        <w:rPr/>
+        <w:t xml:space="preserve"> the daily professional user — they make it correct.</w:t>
+      </w:r>
+    </w:p>
+    <w:p>
+      <w:pPr>
+        <w:pStyle w:val="BodyText"/>
+        <w:numPr>
+          <w:ilvl w:val="0"/>
+          <w:numId w:val="2"/>
+        </w:numPr>
+        <w:tabs>
+          <w:tab w:val="clear" w:pos="709"/>
+          <w:tab w:val="left" w:pos="709" w:leader="none"/>
+        </w:tabs>
+        <w:bidi w:val="0"/>
+        <w:spacing w:before="0" w:after="0"/>
+        <w:ind w:hanging="283" w:start="709"/>
+        <w:jc w:val="start"/>
+        <w:rPr/>
+      </w:pPr>
+      <w:r>
+        <w:rPr>
+          <w:b/>
+        </w:rPr>
+        <w:t>Reach</w:t>
+      </w:r>
+      <w:r>
+        <w:rPr/>
+        <w:t xml:space="preserve"> renters — they are the mission and the volume.</w:t>
+      </w:r>
+    </w:p>
+    <w:p>
+      <w:pPr>
+        <w:pStyle w:val="BodyText"/>
+        <w:numPr>
+          <w:ilvl w:val="0"/>
+          <w:numId w:val="2"/>
+        </w:numPr>
+        <w:tabs>
+          <w:tab w:val="clear" w:pos="709"/>
+          <w:tab w:val="left" w:pos="709" w:leader="none"/>
+        </w:tabs>
+        <w:bidi w:val="0"/>
+        <w:ind w:hanging="283" w:start="709"/>
+        <w:jc w:val="start"/>
+        <w:rPr/>
+      </w:pPr>
+      <w:r>
+        <w:rPr>
+          <w:b/>
+        </w:rPr>
+        <w:t>Charge</w:t>
+      </w:r>
+      <w:r>
+        <w:rPr/>
+        <w:t xml:space="preserve"> neither, yet. §6 is unresolved and picking a payer before resolving it is how both comparables ended up somewhere other than where they started.</w:t>
+      </w:r>
+    </w:p>
+    <w:p>
+      <w:pPr>
+        <w:pStyle w:val="Heading3"/>
+        <w:bidi w:val="0"/>
+        <w:jc w:val="start"/>
+        <w:rPr/>
+      </w:pPr>
+      <w:r>
+        <w:rPr/>
+        <w:t xml:space="preserve">One constraint this decision does </w:t>
+      </w:r>
+      <w:r>
+        <w:rPr>
+          <w:i/>
+        </w:rPr>
+        <w:t>not</w:t>
+      </w:r>
+      <w:r>
+        <w:rPr/>
+        <w:t xml:space="preserve"> have</w:t>
+      </w:r>
+    </w:p>
+    <w:p>
+      <w:pPr>
+        <w:pStyle w:val="BodyText"/>
+        <w:bidi w:val="0"/>
+        <w:jc w:val="start"/>
+        <w:rPr/>
+      </w:pPr>
+      <w:r>
+        <w:rPr/>
+        <w:t xml:space="preserve">Capacity. The read path was measured at 2.2 ms per Health Card, which is </w:t>
+      </w:r>
+      <w:r>
+        <w:rPr>
+          <w:b/>
+        </w:rPr>
+        <w:t>400,000–1,300,000 daily users on a single $2/month VM</w:t>
+      </w:r>
+      <w:r>
+        <w:rPr/>
+        <w:t xml:space="preserve">. Whichever group is picked, the machine is not the reason. The binding constraints are coverage — 250 buildings today, a hard architectural cliff at ~40,000 — and the per-request cost of the LLM endpoints. Full working in </w:t>
+      </w:r>
+      <w:r>
+        <w:rPr>
+          <w:rStyle w:val="SourceText"/>
+        </w:rPr>
+        <w:t>docs/reflection/capacity-and-ceilings.md</w:t>
+      </w:r>
+      <w:r>
+        <w:rPr/>
+        <w:t>.</w:t>
       </w:r>
     </w:p>
     <w:p>
@@ -2888,7 +4618,7 @@
         <w:pStyle w:val="BodyText"/>
         <w:numPr>
           <w:ilvl w:val="0"/>
-          <w:numId w:val="2"/>
+          <w:numId w:val="3"/>
         </w:numPr>
         <w:tabs>
           <w:tab w:val="clear" w:pos="709"/>
@@ -2919,101 +4649,6 @@
       <w:r>
         <w:rPr/>
         <w:t xml:space="preserve"> HPD violation records; they are public and effectively unreadable at the moment of decision.</w:t>
-      </w:r>
-    </w:p>
-    <w:p>
-      <w:pPr>
-        <w:pStyle w:val="BodyText"/>
-        <w:numPr>
-          <w:ilvl w:val="0"/>
-          <w:numId w:val="2"/>
-        </w:numPr>
-        <w:tabs>
-          <w:tab w:val="clear" w:pos="709"/>
-          <w:tab w:val="left" w:pos="709" w:leader="none"/>
-        </w:tabs>
-        <w:bidi w:val="0"/>
-        <w:spacing w:before="0" w:after="0"/>
-        <w:ind w:hanging="283" w:start="709"/>
-        <w:jc w:val="start"/>
-        <w:rPr/>
-      </w:pPr>
-      <w:r>
-        <w:rPr>
-          <w:b/>
-        </w:rPr>
-        <w:t>Tenant lawyers and organisers:</w:t>
-      </w:r>
-      <w:r>
-        <w:rPr/>
-        <w:t xml:space="preserve"> pull records case by case from the same portals, manually, every time.</w:t>
-      </w:r>
-    </w:p>
-    <w:p>
-      <w:pPr>
-        <w:pStyle w:val="BodyText"/>
-        <w:numPr>
-          <w:ilvl w:val="0"/>
-          <w:numId w:val="2"/>
-        </w:numPr>
-        <w:tabs>
-          <w:tab w:val="clear" w:pos="709"/>
-          <w:tab w:val="left" w:pos="709" w:leader="none"/>
-        </w:tabs>
-        <w:bidi w:val="0"/>
-        <w:spacing w:before="0" w:after="0"/>
-        <w:ind w:hanging="283" w:start="709"/>
-        <w:jc w:val="start"/>
-        <w:rPr/>
-      </w:pPr>
-      <w:r>
-        <w:rPr>
-          <w:b/>
-        </w:rPr>
-        <w:t>Landlords and managers:</w:t>
-      </w:r>
-      <w:r>
-        <w:rPr/>
-        <w:t xml:space="preserve"> commercial portfolio tools (Yardi, RealPage) that surface their own buildings, not a comparative read.</w:t>
-      </w:r>
-    </w:p>
-    <w:p>
-      <w:pPr>
-        <w:pStyle w:val="BodyText"/>
-        <w:numPr>
-          <w:ilvl w:val="0"/>
-          <w:numId w:val="2"/>
-        </w:numPr>
-        <w:tabs>
-          <w:tab w:val="clear" w:pos="709"/>
-          <w:tab w:val="left" w:pos="709" w:leader="none"/>
-        </w:tabs>
-        <w:bidi w:val="0"/>
-        <w:ind w:hanging="283" w:start="709"/>
-        <w:jc w:val="start"/>
-        <w:rPr/>
-      </w:pPr>
-      <w:r>
-        <w:rPr>
-          <w:b/>
-        </w:rPr>
-        <w:t>Everyone else:</w:t>
-      </w:r>
-      <w:r>
-        <w:rPr/>
-        <w:t xml:space="preserve"> word of mouth, a walk-through, and the broker's description.</w:t>
-      </w:r>
-    </w:p>
-    <w:p>
-      <w:pPr>
-        <w:pStyle w:val="Heading3"/>
-        <w:bidi w:val="0"/>
-        <w:jc w:val="start"/>
-        <w:rPr/>
-      </w:pPr>
-      <w:r>
-        <w:rPr/>
-        <w:t>Numbers already verified elsewhere in these notes</w:t>
       </w:r>
     </w:p>
     <w:p>
@@ -3034,18 +4669,14 @@
         <w:rPr/>
       </w:pPr>
       <w:r>
-        <w:rPr/>
-        <w:t xml:space="preserve">91,918 multifamily buildings in NYC — REBNY, </w:t>
-      </w:r>
-      <w:r>
-        <w:rPr>
-          <w:i/>
-        </w:rPr>
-        <w:t>Data Over Rhetoric</w:t>
-      </w:r>
-      <w:r>
-        <w:rPr/>
-        <w:t>, Feb 2026</w:t>
+        <w:rPr>
+          <w:b/>
+        </w:rPr>
+        <w:t>Tenant lawyers and organisers:</w:t>
+      </w:r>
+      <w:r>
+        <w:rPr/>
+        <w:t xml:space="preserve"> pull records case by case from the same portals, manually, every time.</w:t>
       </w:r>
     </w:p>
     <w:p>
@@ -3066,8 +4697,14 @@
         <w:rPr/>
       </w:pPr>
       <w:r>
-        <w:rPr/>
-        <w:t>2,357,000 total housing units — 2023 NYCHVS</w:t>
+        <w:rPr>
+          <w:b/>
+        </w:rPr>
+        <w:t>Landlords and managers:</w:t>
+      </w:r>
+      <w:r>
+        <w:rPr/>
+        <w:t xml:space="preserve"> commercial portfolio tools (Yardi, RealPage) that surface their own buildings, not a comparative read.</w:t>
       </w:r>
     </w:p>
     <w:p>
@@ -3082,14 +4719,31 @@
           <w:tab w:val="left" w:pos="709" w:leader="none"/>
         </w:tabs>
         <w:bidi w:val="0"/>
-        <w:spacing w:before="0" w:after="0"/>
         <w:ind w:hanging="283" w:start="709"/>
         <w:jc w:val="start"/>
         <w:rPr/>
       </w:pPr>
       <w:r>
-        <w:rPr/>
-        <w:t>1.41% rental vacancy, 33,210 units available — NYC HPD, 2023</w:t>
+        <w:rPr>
+          <w:b/>
+        </w:rPr>
+        <w:t>Everyone else:</w:t>
+      </w:r>
+      <w:r>
+        <w:rPr/>
+        <w:t xml:space="preserve"> word of mouth, a walk-through, and the broker's description.</w:t>
+      </w:r>
+    </w:p>
+    <w:p>
+      <w:pPr>
+        <w:pStyle w:val="Heading3"/>
+        <w:bidi w:val="0"/>
+        <w:jc w:val="start"/>
+        <w:rPr/>
+      </w:pPr>
+      <w:r>
+        <w:rPr/>
+        <w:t>Numbers already verified elsewhere in these notes</w:t>
       </w:r>
     </w:p>
     <w:p>
@@ -3097,7 +4751,7 @@
         <w:pStyle w:val="BodyText"/>
         <w:numPr>
           <w:ilvl w:val="0"/>
-          <w:numId w:val="3"/>
+          <w:numId w:val="4"/>
         </w:numPr>
         <w:tabs>
           <w:tab w:val="clear" w:pos="709"/>
@@ -3111,7 +4765,17 @@
       </w:pPr>
       <w:r>
         <w:rPr/>
-        <w:t>11.1M HPD violation records — NYC Open Data</w:t>
+        <w:t xml:space="preserve">91,918 multifamily buildings in NYC — REBNY, </w:t>
+      </w:r>
+      <w:r>
+        <w:rPr>
+          <w:i/>
+        </w:rPr>
+        <w:t>Data Over Rhetoric</w:t>
+      </w:r>
+      <w:r>
+        <w:rPr/>
+        <w:t>, Feb 2026</w:t>
       </w:r>
     </w:p>
     <w:p>
@@ -3119,7 +4783,73 @@
         <w:pStyle w:val="BodyText"/>
         <w:numPr>
           <w:ilvl w:val="0"/>
-          <w:numId w:val="3"/>
+          <w:numId w:val="4"/>
+        </w:numPr>
+        <w:tabs>
+          <w:tab w:val="clear" w:pos="709"/>
+          <w:tab w:val="left" w:pos="709" w:leader="none"/>
+        </w:tabs>
+        <w:bidi w:val="0"/>
+        <w:spacing w:before="0" w:after="0"/>
+        <w:ind w:hanging="283" w:start="709"/>
+        <w:jc w:val="start"/>
+        <w:rPr/>
+      </w:pPr>
+      <w:r>
+        <w:rPr/>
+        <w:t>2,357,000 total housing units — 2023 NYCHVS</w:t>
+      </w:r>
+    </w:p>
+    <w:p>
+      <w:pPr>
+        <w:pStyle w:val="BodyText"/>
+        <w:numPr>
+          <w:ilvl w:val="0"/>
+          <w:numId w:val="4"/>
+        </w:numPr>
+        <w:tabs>
+          <w:tab w:val="clear" w:pos="709"/>
+          <w:tab w:val="left" w:pos="709" w:leader="none"/>
+        </w:tabs>
+        <w:bidi w:val="0"/>
+        <w:spacing w:before="0" w:after="0"/>
+        <w:ind w:hanging="283" w:start="709"/>
+        <w:jc w:val="start"/>
+        <w:rPr/>
+      </w:pPr>
+      <w:r>
+        <w:rPr/>
+        <w:t>1.41% rental vacancy, 33,210 units available — NYC HPD, 2023</w:t>
+      </w:r>
+    </w:p>
+    <w:p>
+      <w:pPr>
+        <w:pStyle w:val="BodyText"/>
+        <w:numPr>
+          <w:ilvl w:val="0"/>
+          <w:numId w:val="4"/>
+        </w:numPr>
+        <w:tabs>
+          <w:tab w:val="clear" w:pos="709"/>
+          <w:tab w:val="left" w:pos="709" w:leader="none"/>
+        </w:tabs>
+        <w:bidi w:val="0"/>
+        <w:spacing w:before="0" w:after="0"/>
+        <w:ind w:hanging="283" w:start="709"/>
+        <w:jc w:val="start"/>
+        <w:rPr/>
+      </w:pPr>
+      <w:r>
+        <w:rPr/>
+        <w:t>11.1M HPD violation records — NYC Open Data</w:t>
+      </w:r>
+    </w:p>
+    <w:p>
+      <w:pPr>
+        <w:pStyle w:val="BodyText"/>
+        <w:numPr>
+          <w:ilvl w:val="0"/>
+          <w:numId w:val="4"/>
         </w:numPr>
         <w:tabs>
           <w:tab w:val="clear" w:pos="709"/>
@@ -3564,6 +5294,143 @@
   <w:abstractNum w:abstractNumId="4">
     <w:lvl w:ilvl="0">
       <w:start w:val="1"/>
+      <w:numFmt w:val="bullet"/>
+      <w:lvlText w:val=""/>
+      <w:lvlJc w:val="start"/>
+      <w:pPr>
+        <w:tabs>
+          <w:tab w:val="num" w:pos="709"/>
+        </w:tabs>
+        <w:ind w:start="709" w:hanging="283"/>
+      </w:pPr>
+      <w:rPr>
+        <w:rFonts w:ascii="Symbol" w:hAnsi="Symbol" w:cs="Symbol" w:hint="default"/>
+      </w:rPr>
+    </w:lvl>
+    <w:lvl w:ilvl="1">
+      <w:start w:val="1"/>
+      <w:numFmt w:val="bullet"/>
+      <w:lvlText w:val=""/>
+      <w:lvlJc w:val="start"/>
+      <w:pPr>
+        <w:tabs>
+          <w:tab w:val="num" w:pos="1418"/>
+        </w:tabs>
+        <w:ind w:start="1418" w:hanging="283"/>
+      </w:pPr>
+      <w:rPr>
+        <w:rFonts w:ascii="Symbol" w:hAnsi="Symbol" w:cs="Symbol" w:hint="default"/>
+      </w:rPr>
+    </w:lvl>
+    <w:lvl w:ilvl="2">
+      <w:start w:val="1"/>
+      <w:numFmt w:val="bullet"/>
+      <w:lvlText w:val=""/>
+      <w:lvlJc w:val="start"/>
+      <w:pPr>
+        <w:tabs>
+          <w:tab w:val="num" w:pos="2127"/>
+        </w:tabs>
+        <w:ind w:start="2127" w:hanging="283"/>
+      </w:pPr>
+      <w:rPr>
+        <w:rFonts w:ascii="Symbol" w:hAnsi="Symbol" w:cs="Symbol" w:hint="default"/>
+      </w:rPr>
+    </w:lvl>
+    <w:lvl w:ilvl="3">
+      <w:start w:val="1"/>
+      <w:numFmt w:val="bullet"/>
+      <w:lvlText w:val=""/>
+      <w:lvlJc w:val="start"/>
+      <w:pPr>
+        <w:tabs>
+          <w:tab w:val="num" w:pos="2836"/>
+        </w:tabs>
+        <w:ind w:start="2836" w:hanging="283"/>
+      </w:pPr>
+      <w:rPr>
+        <w:rFonts w:ascii="Symbol" w:hAnsi="Symbol" w:cs="Symbol" w:hint="default"/>
+      </w:rPr>
+    </w:lvl>
+    <w:lvl w:ilvl="4">
+      <w:start w:val="1"/>
+      <w:numFmt w:val="bullet"/>
+      <w:lvlText w:val=""/>
+      <w:lvlJc w:val="start"/>
+      <w:pPr>
+        <w:tabs>
+          <w:tab w:val="num" w:pos="3545"/>
+        </w:tabs>
+        <w:ind w:start="3545" w:hanging="283"/>
+      </w:pPr>
+      <w:rPr>
+        <w:rFonts w:ascii="Symbol" w:hAnsi="Symbol" w:cs="Symbol" w:hint="default"/>
+      </w:rPr>
+    </w:lvl>
+    <w:lvl w:ilvl="5">
+      <w:start w:val="1"/>
+      <w:numFmt w:val="bullet"/>
+      <w:lvlText w:val=""/>
+      <w:lvlJc w:val="start"/>
+      <w:pPr>
+        <w:tabs>
+          <w:tab w:val="num" w:pos="4254"/>
+        </w:tabs>
+        <w:ind w:start="4254" w:hanging="283"/>
+      </w:pPr>
+      <w:rPr>
+        <w:rFonts w:ascii="Symbol" w:hAnsi="Symbol" w:cs="Symbol" w:hint="default"/>
+      </w:rPr>
+    </w:lvl>
+    <w:lvl w:ilvl="6">
+      <w:start w:val="1"/>
+      <w:numFmt w:val="bullet"/>
+      <w:lvlText w:val=""/>
+      <w:lvlJc w:val="start"/>
+      <w:pPr>
+        <w:tabs>
+          <w:tab w:val="num" w:pos="4963"/>
+        </w:tabs>
+        <w:ind w:start="4963" w:hanging="283"/>
+      </w:pPr>
+      <w:rPr>
+        <w:rFonts w:ascii="Symbol" w:hAnsi="Symbol" w:cs="Symbol" w:hint="default"/>
+      </w:rPr>
+    </w:lvl>
+    <w:lvl w:ilvl="7">
+      <w:start w:val="1"/>
+      <w:numFmt w:val="bullet"/>
+      <w:lvlText w:val=""/>
+      <w:lvlJc w:val="start"/>
+      <w:pPr>
+        <w:tabs>
+          <w:tab w:val="num" w:pos="5672"/>
+        </w:tabs>
+        <w:ind w:start="5672" w:hanging="283"/>
+      </w:pPr>
+      <w:rPr>
+        <w:rFonts w:ascii="Symbol" w:hAnsi="Symbol" w:cs="Symbol" w:hint="default"/>
+      </w:rPr>
+    </w:lvl>
+    <w:lvl w:ilvl="8">
+      <w:start w:val="1"/>
+      <w:numFmt w:val="bullet"/>
+      <w:lvlText w:val=""/>
+      <w:lvlJc w:val="start"/>
+      <w:pPr>
+        <w:tabs>
+          <w:tab w:val="num" w:pos="6381"/>
+        </w:tabs>
+        <w:ind w:start="6381" w:hanging="283"/>
+      </w:pPr>
+      <w:rPr>
+        <w:rFonts w:ascii="Symbol" w:hAnsi="Symbol" w:cs="Symbol" w:hint="default"/>
+      </w:rPr>
+    </w:lvl>
+  </w:abstractNum>
+  <w:abstractNum w:abstractNumId="5">
+    <w:lvl w:ilvl="0">
+      <w:start w:val="1"/>
       <w:numFmt w:val="none"/>
       <w:pStyle w:val="Heading1"/>
       <w:suff w:val="nothing"/>
@@ -3694,6 +5561,9 @@
   </w:num>
   <w:num w:numId="4">
     <w:abstractNumId w:val="4"/>
+  </w:num>
+  <w:num w:numId="5">
+    <w:abstractNumId w:val="5"/>
   </w:num>
 </w:numbering>
 </file>

--- a/docs/classwork/HouseCheck-Market-Framing-Notes.docx
+++ b/docs/classwork/HouseCheck-Market-Framing-Notes.docx
@@ -3974,15 +3974,805 @@
       </w:pPr>
       <w:r>
         <w:rPr/>
-        <w:t xml:space="preserve">Question 3 — </w:t>
+        <w:t>Question 3 — Does this change the problem, or sharpen it?</w:t>
+      </w:r>
+    </w:p>
+    <w:p>
+      <w:pPr>
+        <w:pStyle w:val="BodyText"/>
+        <w:bidi w:val="0"/>
+        <w:jc w:val="start"/>
+        <w:rPr/>
+      </w:pPr>
+      <w:r>
+        <w:rPr>
+          <w:b/>
+        </w:rPr>
+        <w:t>Sharpened, not changed.</w:t>
+      </w:r>
+      <w:r>
+        <w:rPr/>
+        <w:t xml:space="preserve"> The problem is the same one:</w:t>
+      </w:r>
+    </w:p>
+    <w:p>
+      <w:pPr>
+        <w:pStyle w:val="BlockQuotation"/>
+        <w:bidi w:val="0"/>
+        <w:jc w:val="start"/>
+        <w:rPr/>
+      </w:pPr>
+      <w:r>
+        <w:rPr/>
+        <w:t>A building's condition is a matter of public record, and the people whose safety, money or case depends on it cannot use that record at the moment they need it.</w:t>
+      </w:r>
+    </w:p>
+    <w:p>
+      <w:pPr>
+        <w:pStyle w:val="BodyText"/>
+        <w:bidi w:val="0"/>
+        <w:jc w:val="start"/>
+        <w:rPr/>
+      </w:pPr>
+      <w:r>
+        <w:rPr/>
+        <w:t xml:space="preserve">That sentence survives the lens intact. What the wider group changes is </w:t>
+      </w:r>
+      <w:r>
+        <w:rPr>
+          <w:b/>
+        </w:rPr>
+        <w:t>what I want to build</w:t>
+      </w:r>
+      <w:r>
+        <w:rPr/>
+        <w:t>, and in four specific ways I would not have reached from the single-renter view.</w:t>
+      </w:r>
+    </w:p>
+    <w:p>
+      <w:pPr>
+        <w:pStyle w:val="Heading3"/>
+        <w:bidi w:val="0"/>
+        <w:jc w:val="start"/>
+        <w:rPr/>
+      </w:pPr>
+      <w:r>
+        <w:rPr/>
+        <w:t xml:space="preserve">1. Violation </w:t>
       </w:r>
       <w:r>
         <w:rPr>
           <w:i/>
         </w:rPr>
-        <w:t>(pending)</w:t>
-      </w:r>
-    </w:p>
+        <w:t>meaning</w:t>
+      </w:r>
+      <w:r>
+        <w:rPr/>
+        <w:t xml:space="preserve">, not violation </w:t>
+      </w:r>
+      <w:r>
+        <w:rPr>
+          <w:i/>
+        </w:rPr>
+        <w:t>counts</w:t>
+      </w:r>
+      <w:r>
+        <w:rPr/>
+        <w:t xml:space="preserve"> — this is the big one</w:t>
+      </w:r>
+    </w:p>
+    <w:p>
+      <w:pPr>
+        <w:pStyle w:val="BodyText"/>
+        <w:bidi w:val="0"/>
+        <w:jc w:val="start"/>
+        <w:rPr/>
+      </w:pPr>
+      <w:r>
+        <w:rPr/>
+        <w:t xml:space="preserve">Every product in this space, mine included, reports </w:t>
+      </w:r>
+      <w:r>
+        <w:rPr>
+          <w:b/>
+        </w:rPr>
+        <w:t>how many</w:t>
+      </w:r>
+      <w:r>
+        <w:rPr/>
+        <w:t xml:space="preserve"> violations a building has. HPD publishes </w:t>
+      </w:r>
+      <w:r>
+        <w:rPr>
+          <w:b/>
+        </w:rPr>
+        <w:t>what each one is</w:t>
+      </w:r>
+      <w:r>
+        <w:rPr/>
+        <w:t xml:space="preserve">. Nobody turns "7 open Class C" into </w:t>
+      </w:r>
+      <w:r>
+        <w:rPr>
+          <w:i/>
+        </w:rPr>
+        <w:t>"no heat, twice, unresolved since March."</w:t>
+      </w:r>
+    </w:p>
+    <w:p>
+      <w:pPr>
+        <w:pStyle w:val="BodyText"/>
+        <w:bidi w:val="0"/>
+        <w:jc w:val="start"/>
+        <w:rPr/>
+      </w:pPr>
+      <w:r>
+        <w:rPr/>
+        <w:t xml:space="preserve">A renter cannot ask for this, because they do not know it exists. A tenant lawyer needs it in every single case — the count is useless to them; the </w:t>
+      </w:r>
+      <w:r>
+        <w:rPr>
+          <w:i/>
+        </w:rPr>
+        <w:t>conditions</w:t>
+      </w:r>
+      <w:r>
+        <w:rPr/>
+        <w:t xml:space="preserve"> are the argument. Our own ingest does not pull the description field, so the agent can currently say how many violations exist but not what they are.</w:t>
+      </w:r>
+    </w:p>
+    <w:p>
+      <w:pPr>
+        <w:pStyle w:val="BodyText"/>
+        <w:bidi w:val="0"/>
+        <w:jc w:val="start"/>
+        <w:rPr>
+          <w:b/>
+        </w:rPr>
+      </w:pPr>
+      <w:r>
+        <w:rPr>
+          <w:b/>
+        </w:rPr>
+        <w:t>This is now the top of my build list, and the single-user view would never have produced it.</w:t>
+      </w:r>
+    </w:p>
+    <w:p>
+      <w:pPr>
+        <w:pStyle w:val="Heading3"/>
+        <w:bidi w:val="0"/>
+        <w:jc w:val="start"/>
+        <w:rPr/>
+      </w:pPr>
+      <w:r>
+        <w:rPr/>
+        <w:t>2. Coverage stops being a growth metric and becomes a correctness requirement</w:t>
+      </w:r>
+    </w:p>
+    <w:p>
+      <w:pPr>
+        <w:pStyle w:val="BodyText"/>
+        <w:bidi w:val="0"/>
+        <w:jc w:val="start"/>
+        <w:rPr/>
+      </w:pPr>
+      <w:r>
+        <w:rPr/>
+        <w:t xml:space="preserve">For a renter, covering 250 of ~180,000 buildings is a miss — they check, we do not have it, they shrug. For a professional it is disqualifying. </w:t>
+      </w:r>
+      <w:r>
+        <w:rPr>
+          <w:b/>
+        </w:rPr>
+        <w:t>A tool that works for 0.1% of your caseload is not a tool you adopt</w:t>
+      </w:r>
+      <w:r>
+        <w:rPr/>
+        <w:t>, and no amount of quality fixes that.</w:t>
+      </w:r>
+    </w:p>
+    <w:p>
+      <w:pPr>
+        <w:pStyle w:val="BodyText"/>
+        <w:bidi w:val="0"/>
+        <w:jc w:val="start"/>
+        <w:rPr/>
+      </w:pPr>
+      <w:r>
+        <w:rPr/>
+        <w:t>So the ~40,000-building architectural cliff moves from "a decision for someday" to a blocking constraint on the primary design target. That reorders the roadmap: coverage before polish, and the storage rethink stops being optional.</w:t>
+      </w:r>
+    </w:p>
+    <w:p>
+      <w:pPr>
+        <w:pStyle w:val="Heading3"/>
+        <w:bidi w:val="0"/>
+        <w:jc w:val="start"/>
+        <w:rPr/>
+      </w:pPr>
+      <w:r>
+        <w:rPr/>
+        <w:t>3. Repeat use needs state, and state is the thing I have never built</w:t>
+      </w:r>
+    </w:p>
+    <w:p>
+      <w:pPr>
+        <w:pStyle w:val="BodyText"/>
+        <w:bidi w:val="0"/>
+        <w:jc w:val="start"/>
+        <w:rPr/>
+      </w:pPr>
+      <w:r>
+        <w:rPr/>
+        <w:t>Someone who uses this twice a decade needs nothing remembered. Someone who uses it twice a day needs saved buildings, a portfolio view, history, export. That is per-user state.</w:t>
+      </w:r>
+    </w:p>
+    <w:p>
+      <w:pPr>
+        <w:pStyle w:val="BodyText"/>
+        <w:bidi w:val="0"/>
+        <w:jc w:val="start"/>
+        <w:rPr/>
+      </w:pPr>
+      <w:r>
+        <w:rPr/>
+        <w:t xml:space="preserve">Which is precisely the gap my own four-cycle arc identified: </w:t>
+      </w:r>
+      <w:r>
+        <w:rPr>
+          <w:b/>
+        </w:rPr>
+        <w:t>no accounts, no user record, no per-user state, in any project I have written.</w:t>
+      </w:r>
+      <w:r>
+        <w:rPr/>
+        <w:t xml:space="preserve"> I reached that conclusion by reading old code; this lens arrives at the same place from the opposite direction. Choosing the daily user as the design target </w:t>
+      </w:r>
+      <w:r>
+        <w:rPr>
+          <w:i/>
+        </w:rPr>
+        <w:t>forces</w:t>
+      </w:r>
+      <w:r>
+        <w:rPr/>
+        <w:t xml:space="preserve"> the missing piece rather than letting me defer it a fifth time.</w:t>
+      </w:r>
+    </w:p>
+    <w:p>
+      <w:pPr>
+        <w:pStyle w:val="Heading3"/>
+        <w:bidi w:val="0"/>
+        <w:jc w:val="start"/>
+        <w:rPr/>
+      </w:pPr>
+      <w:r>
+        <w:rPr/>
+        <w:t>4. The agent was already built for the professional, and I did not notice</w:t>
+      </w:r>
+    </w:p>
+    <w:p>
+      <w:pPr>
+        <w:pStyle w:val="BodyText"/>
+        <w:bidi w:val="0"/>
+        <w:jc w:val="start"/>
+        <w:rPr/>
+      </w:pPr>
+      <w:r>
+        <w:rPr/>
+        <w:t>This is the finding that surprised me. The agent refuses to give advice, refuses to predict outcomes, cites a statute for every legal claim, restricts web search to nine government and academic domains, and closes every legal answer with a named free hotline.</w:t>
+      </w:r>
+    </w:p>
+    <w:p>
+      <w:pPr>
+        <w:pStyle w:val="BodyText"/>
+        <w:bidi w:val="0"/>
+        <w:jc w:val="start"/>
+        <w:rPr/>
+      </w:pPr>
+      <w:r>
+        <w:rPr/>
+        <w:t xml:space="preserve">For a renter that is over-engineered. </w:t>
+      </w:r>
+      <w:r>
+        <w:rPr>
+          <w:b/>
+        </w:rPr>
+        <w:t>For a lawyer or an organiser it is exactly right</w:t>
+      </w:r>
+      <w:r>
+        <w:rPr/>
+        <w:t xml:space="preserve"> — they need a research assistant that will never fabricate and always cites, because they have to defend every claim they repeat.</w:t>
+      </w:r>
+    </w:p>
+    <w:p>
+      <w:pPr>
+        <w:pStyle w:val="BodyText"/>
+        <w:bidi w:val="0"/>
+        <w:jc w:val="start"/>
+        <w:rPr/>
+      </w:pPr>
+      <w:r>
+        <w:rPr/>
+        <w:t xml:space="preserve">The product was already drifting toward the professional user before I had language for it. That is not a coincidence so much as evidence: the constraint I actually build under is </w:t>
+      </w:r>
+      <w:r>
+        <w:rPr>
+          <w:i/>
+        </w:rPr>
+        <w:t>"this has to be defensible,"</w:t>
+      </w:r>
+      <w:r>
+        <w:rPr/>
+        <w:t xml:space="preserve"> and that constraint serves the daily professional better than it serves the person in the hallway.</w:t>
+      </w:r>
+    </w:p>
+    <w:p>
+      <w:pPr>
+        <w:pStyle w:val="Heading3"/>
+        <w:bidi w:val="0"/>
+        <w:jc w:val="start"/>
+        <w:rPr/>
+      </w:pPr>
+      <w:r>
+        <w:rPr/>
+        <w:t>The tension, named honestly</w:t>
+      </w:r>
+    </w:p>
+    <w:p>
+      <w:pPr>
+        <w:pStyle w:val="BodyText"/>
+        <w:bidi w:val="0"/>
+        <w:jc w:val="start"/>
+        <w:rPr/>
+      </w:pPr>
+      <w:r>
+        <w:rPr>
+          <w:b/>
+        </w:rPr>
+        <w:t>Product viability rests on reach. Quality viability rests on professionals.</w:t>
+      </w:r>
+      <w:r>
+        <w:rPr/>
+        <w:t xml:space="preserve"> Those pull in opposite directions and I am not going to pretend otherwise.</w:t>
+      </w:r>
+    </w:p>
+    <w:p>
+      <w:pPr>
+        <w:pStyle w:val="BodyText"/>
+        <w:bidi w:val="0"/>
+        <w:jc w:val="start"/>
+        <w:rPr/>
+      </w:pPr>
+      <w:r>
+        <w:rPr/>
+        <w:t xml:space="preserve">What makes it survivable is that they are not two products. Same ingest, same scoring, same records — different surfacing. The professional needs descriptions, coverage, history and export; the renter needs one legible card and the agent. </w:t>
+      </w:r>
+      <w:r>
+        <w:rPr>
+          <w:b/>
+        </w:rPr>
+        <w:t>The professional's requirements are a superset of the renter's.</w:t>
+      </w:r>
+      <w:r>
+        <w:rPr/>
+        <w:t xml:space="preserve"> Building the harder one first means the easier one is a subtraction rather than a rewrite.</w:t>
+      </w:r>
+    </w:p>
+    <w:p>
+      <w:pPr>
+        <w:pStyle w:val="BodyText"/>
+        <w:bidi w:val="0"/>
+        <w:jc w:val="start"/>
+        <w:rPr/>
+      </w:pPr>
+      <w:r>
+        <w:rPr/>
+        <w:t xml:space="preserve">Where it stays genuinely unresolved: this makes the </w:t>
+      </w:r>
+      <w:r>
+        <w:rPr>
+          <w:i/>
+        </w:rPr>
+        <w:t>product</w:t>
+      </w:r>
+      <w:r>
+        <w:rPr/>
+        <w:t xml:space="preserve"> better without making the </w:t>
+      </w:r>
+      <w:r>
+        <w:rPr>
+          <w:i/>
+        </w:rPr>
+        <w:t>business</w:t>
+      </w:r>
+      <w:r>
+        <w:rPr/>
+        <w:t xml:space="preserve"> clearer. §6 still holds — willingness to pay runs opposite to alignment, and I have just chosen to design for the group at the very top of that gradient, the one with the least money. I am doing that deliberately and with my eyes open, because a tool that is not good enough for the daily user was never going to be good enough for anyone.</w:t>
+      </w:r>
+    </w:p>
+    <w:p>
+      <w:pPr>
+        <w:pStyle w:val="Heading3"/>
+        <w:bidi w:val="0"/>
+        <w:jc w:val="start"/>
+        <w:rPr/>
+      </w:pPr>
+      <w:r>
+        <w:rPr/>
+        <w:t>What actually changes on the build list</w:t>
+      </w:r>
+    </w:p>
+    <w:tbl>
+      <w:tblPr>
+        <w:tblW w:w="5000" w:type="pct"/>
+        <w:jc w:val="start"/>
+        <w:tblInd w:w="0" w:type="dxa"/>
+        <w:tblLayout w:type="fixed"/>
+        <w:tblCellMar>
+          <w:top w:w="90" w:type="dxa"/>
+          <w:start w:w="90" w:type="dxa"/>
+          <w:bottom w:w="90" w:type="dxa"/>
+          <w:end w:w="90" w:type="dxa"/>
+        </w:tblCellMar>
+      </w:tblPr>
+      <w:tblGrid>
+        <w:gridCol w:w="354"/>
+        <w:gridCol w:w="2843"/>
+        <w:gridCol w:w="6548"/>
+      </w:tblGrid>
+      <w:tr>
+        <w:trPr/>
+        <w:tc>
+          <w:tcPr>
+            <w:tcW w:w="354" w:type="dxa"/>
+            <w:tcBorders/>
+            <w:vAlign w:val="center"/>
+          </w:tcPr>
+          <w:p>
+            <w:pPr>
+              <w:pStyle w:val="TableHeading"/>
+              <w:bidi w:val="0"/>
+              <w:jc w:val="start"/>
+              <w:rPr>
+                <w:sz w:val="4"/>
+                <w:szCs w:val="4"/>
+              </w:rPr>
+            </w:pPr>
+            <w:r>
+              <w:rPr>
+                <w:sz w:val="4"/>
+                <w:szCs w:val="4"/>
+              </w:rPr>
+            </w:r>
+          </w:p>
+        </w:tc>
+        <w:tc>
+          <w:tcPr>
+            <w:tcW w:w="2843" w:type="dxa"/>
+            <w:tcBorders/>
+            <w:vAlign w:val="center"/>
+          </w:tcPr>
+          <w:p>
+            <w:pPr>
+              <w:pStyle w:val="TableHeading"/>
+              <w:suppressLineNumbers/>
+              <w:shd w:fill="3A3A3C" w:val="clear"/>
+              <w:bidi w:val="0"/>
+              <w:jc w:val="start"/>
+              <w:rPr/>
+            </w:pPr>
+            <w:r>
+              <w:rPr/>
+              <w:t>Before this lens</w:t>
+            </w:r>
+          </w:p>
+        </w:tc>
+        <w:tc>
+          <w:tcPr>
+            <w:tcW w:w="6548" w:type="dxa"/>
+            <w:tcBorders/>
+            <w:vAlign w:val="center"/>
+          </w:tcPr>
+          <w:p>
+            <w:pPr>
+              <w:pStyle w:val="TableHeading"/>
+              <w:suppressLineNumbers/>
+              <w:shd w:fill="3A3A3C" w:val="clear"/>
+              <w:bidi w:val="0"/>
+              <w:jc w:val="start"/>
+              <w:rPr/>
+            </w:pPr>
+            <w:r>
+              <w:rPr/>
+              <w:t>After</w:t>
+            </w:r>
+          </w:p>
+        </w:tc>
+      </w:tr>
+      <w:tr>
+        <w:trPr/>
+        <w:tc>
+          <w:tcPr>
+            <w:tcW w:w="354" w:type="dxa"/>
+            <w:tcBorders/>
+            <w:vAlign w:val="center"/>
+          </w:tcPr>
+          <w:p>
+            <w:pPr>
+              <w:pStyle w:val="TableContents"/>
+              <w:widowControl w:val="false"/>
+              <w:suppressLineNumbers/>
+              <w:bidi w:val="0"/>
+              <w:jc w:val="start"/>
+              <w:rPr/>
+            </w:pPr>
+            <w:r>
+              <w:rPr/>
+              <w:t>1</w:t>
+            </w:r>
+          </w:p>
+        </w:tc>
+        <w:tc>
+          <w:tcPr>
+            <w:tcW w:w="2843" w:type="dxa"/>
+            <w:tcBorders/>
+            <w:vAlign w:val="center"/>
+          </w:tcPr>
+          <w:p>
+            <w:pPr>
+              <w:pStyle w:val="TableContents"/>
+              <w:widowControl w:val="false"/>
+              <w:suppressLineNumbers/>
+              <w:bidi w:val="0"/>
+              <w:jc w:val="start"/>
+              <w:rPr/>
+            </w:pPr>
+            <w:r>
+              <w:rPr/>
+              <w:t>Polish the card</w:t>
+            </w:r>
+          </w:p>
+        </w:tc>
+        <w:tc>
+          <w:tcPr>
+            <w:tcW w:w="6548" w:type="dxa"/>
+            <w:tcBorders/>
+            <w:vAlign w:val="center"/>
+          </w:tcPr>
+          <w:p>
+            <w:pPr>
+              <w:pStyle w:val="TableContents"/>
+              <w:widowControl w:val="false"/>
+              <w:suppressLineNumbers/>
+              <w:bidi w:val="0"/>
+              <w:jc w:val="start"/>
+              <w:rPr/>
+            </w:pPr>
+            <w:r>
+              <w:rPr>
+                <w:b/>
+              </w:rPr>
+              <w:t>Pull HPD violation descriptions</w:t>
+            </w:r>
+            <w:r>
+              <w:rPr/>
+              <w:t xml:space="preserve"> — meaning, not counts</w:t>
+            </w:r>
+          </w:p>
+        </w:tc>
+      </w:tr>
+      <w:tr>
+        <w:trPr/>
+        <w:tc>
+          <w:tcPr>
+            <w:tcW w:w="354" w:type="dxa"/>
+            <w:tcBorders/>
+            <w:vAlign w:val="center"/>
+          </w:tcPr>
+          <w:p>
+            <w:pPr>
+              <w:pStyle w:val="TableContents"/>
+              <w:widowControl w:val="false"/>
+              <w:suppressLineNumbers/>
+              <w:bidi w:val="0"/>
+              <w:jc w:val="start"/>
+              <w:rPr/>
+            </w:pPr>
+            <w:r>
+              <w:rPr/>
+              <w:t>2</w:t>
+            </w:r>
+          </w:p>
+        </w:tc>
+        <w:tc>
+          <w:tcPr>
+            <w:tcW w:w="2843" w:type="dxa"/>
+            <w:tcBorders/>
+            <w:vAlign w:val="center"/>
+          </w:tcPr>
+          <w:p>
+            <w:pPr>
+              <w:pStyle w:val="TableContents"/>
+              <w:widowControl w:val="false"/>
+              <w:suppressLineNumbers/>
+              <w:bidi w:val="0"/>
+              <w:jc w:val="start"/>
+              <w:rPr/>
+            </w:pPr>
+            <w:r>
+              <w:rPr/>
+              <w:t>More buildings, eventually</w:t>
+            </w:r>
+          </w:p>
+        </w:tc>
+        <w:tc>
+          <w:tcPr>
+            <w:tcW w:w="6548" w:type="dxa"/>
+            <w:tcBorders/>
+            <w:vAlign w:val="center"/>
+          </w:tcPr>
+          <w:p>
+            <w:pPr>
+              <w:pStyle w:val="TableContents"/>
+              <w:widowControl w:val="false"/>
+              <w:suppressLineNumbers/>
+              <w:bidi w:val="0"/>
+              <w:jc w:val="start"/>
+              <w:rPr/>
+            </w:pPr>
+            <w:r>
+              <w:rPr>
+                <w:b/>
+              </w:rPr>
+              <w:t>Coverage past one district</w:t>
+            </w:r>
+            <w:r>
+              <w:rPr/>
+              <w:t xml:space="preserve"> — now blocking, not nice-to-have</w:t>
+            </w:r>
+          </w:p>
+        </w:tc>
+      </w:tr>
+      <w:tr>
+        <w:trPr/>
+        <w:tc>
+          <w:tcPr>
+            <w:tcW w:w="354" w:type="dxa"/>
+            <w:tcBorders/>
+            <w:vAlign w:val="center"/>
+          </w:tcPr>
+          <w:p>
+            <w:pPr>
+              <w:pStyle w:val="TableContents"/>
+              <w:widowControl w:val="false"/>
+              <w:suppressLineNumbers/>
+              <w:bidi w:val="0"/>
+              <w:jc w:val="start"/>
+              <w:rPr/>
+            </w:pPr>
+            <w:r>
+              <w:rPr/>
+              <w:t>3</w:t>
+            </w:r>
+          </w:p>
+        </w:tc>
+        <w:tc>
+          <w:tcPr>
+            <w:tcW w:w="2843" w:type="dxa"/>
+            <w:tcBorders/>
+            <w:vAlign w:val="center"/>
+          </w:tcPr>
+          <w:p>
+            <w:pPr>
+              <w:pStyle w:val="TableContents"/>
+              <w:widowControl w:val="false"/>
+              <w:suppressLineNumbers/>
+              <w:bidi w:val="0"/>
+              <w:jc w:val="start"/>
+              <w:rPr/>
+            </w:pPr>
+            <w:r>
+              <w:rPr/>
+              <w:t>—</w:t>
+            </w:r>
+          </w:p>
+        </w:tc>
+        <w:tc>
+          <w:tcPr>
+            <w:tcW w:w="6548" w:type="dxa"/>
+            <w:tcBorders/>
+            <w:vAlign w:val="center"/>
+          </w:tcPr>
+          <w:p>
+            <w:pPr>
+              <w:pStyle w:val="TableContents"/>
+              <w:widowControl w:val="false"/>
+              <w:suppressLineNumbers/>
+              <w:bidi w:val="0"/>
+              <w:jc w:val="start"/>
+              <w:rPr/>
+            </w:pPr>
+            <w:r>
+              <w:rPr>
+                <w:b/>
+              </w:rPr>
+              <w:t>Per-user state</w:t>
+            </w:r>
+            <w:r>
+              <w:rPr/>
+              <w:t xml:space="preserve"> — saved buildings, history, export</w:t>
+            </w:r>
+          </w:p>
+        </w:tc>
+      </w:tr>
+      <w:tr>
+        <w:trPr/>
+        <w:tc>
+          <w:tcPr>
+            <w:tcW w:w="354" w:type="dxa"/>
+            <w:tcBorders/>
+            <w:vAlign w:val="center"/>
+          </w:tcPr>
+          <w:p>
+            <w:pPr>
+              <w:pStyle w:val="TableContents"/>
+              <w:widowControl w:val="false"/>
+              <w:suppressLineNumbers/>
+              <w:bidi w:val="0"/>
+              <w:jc w:val="start"/>
+              <w:rPr/>
+            </w:pPr>
+            <w:r>
+              <w:rPr/>
+              <w:t>4</w:t>
+            </w:r>
+          </w:p>
+        </w:tc>
+        <w:tc>
+          <w:tcPr>
+            <w:tcW w:w="2843" w:type="dxa"/>
+            <w:tcBorders/>
+            <w:vAlign w:val="center"/>
+          </w:tcPr>
+          <w:p>
+            <w:pPr>
+              <w:pStyle w:val="TableContents"/>
+              <w:widowControl w:val="false"/>
+              <w:suppressLineNumbers/>
+              <w:bidi w:val="0"/>
+              <w:jc w:val="start"/>
+              <w:rPr/>
+            </w:pPr>
+            <w:r>
+              <w:rPr/>
+              <w:t>Broaden the agent</w:t>
+            </w:r>
+          </w:p>
+        </w:tc>
+        <w:tc>
+          <w:tcPr>
+            <w:tcW w:w="6548" w:type="dxa"/>
+            <w:tcBorders/>
+            <w:vAlign w:val="center"/>
+          </w:tcPr>
+          <w:p>
+            <w:pPr>
+              <w:pStyle w:val="TableContents"/>
+              <w:widowControl w:val="false"/>
+              <w:suppressLineNumbers/>
+              <w:bidi w:val="0"/>
+              <w:jc w:val="start"/>
+              <w:rPr/>
+            </w:pPr>
+            <w:r>
+              <w:rPr/>
+              <w:t>Leave the agent alone; it is already right for this user</w:t>
+            </w:r>
+          </w:p>
+        </w:tc>
+      </w:tr>
+    </w:tbl>
     <w:p>
       <w:pPr>
         <w:pStyle w:val="HorizontalLine"/>
